--- a/libro/docx/11_por_que.docx
+++ b/libro/docx/11_por_que.docx
@@ -15,7 +15,7 @@
         <w:pStyle w:val="Heading2"/>
       </w:pPr>
       <w:r>
-        <w:t>Cuatro preguntas que parecen una</w:t>
+        <w:t>El niño que no dejaba de preguntar</w:t>
       </w:r>
     </w:p>
     <w:p>
@@ -25,20 +25,15 @@
           <w:i w:val="0"/>
           <w:u w:val="none"/>
         </w:rPr>
-        <w:t>Tomemos cuatro preguntas que en español comienzan con las mismas dos palabras:</w:t>
+        <w:t xml:space="preserve">Cualquiera que haya pasado tiempo con un niño de tres o cuatro años conoce perfectamente la fase del "por qué". Es una etapa agotadora pero fascinante. El niño te mira y dispara: </w:t>
       </w:r>
-    </w:p>
-    <w:p>
-      <w:pPr>
-        <w:pStyle w:val="ListBullet"/>
-      </w:pPr>
       <w:r>
         <w:rPr>
           <w:b w:val="0"/>
           <w:i/>
           <w:u w:val="none"/>
         </w:rPr>
-        <w:t>¿Por qué se cayó el vaso?</w:t>
+        <w:t>"¿Por qué se rompió el vaso?"</w:t>
       </w:r>
       <w:r>
         <w:rPr>
@@ -46,20 +41,15 @@
           <w:i w:val="0"/>
           <w:u w:val="none"/>
         </w:rPr>
-        <w:t xml:space="preserve"> — Porque alguien lo empujó.</w:t>
+        <w:t xml:space="preserve">. Tú le respondes que se cayó al suelo. Él ataca de nuevo: </w:t>
       </w:r>
-    </w:p>
-    <w:p>
-      <w:pPr>
-        <w:pStyle w:val="ListBullet"/>
-      </w:pPr>
       <w:r>
         <w:rPr>
           <w:b w:val="0"/>
           <w:i/>
           <w:u w:val="none"/>
         </w:rPr>
-        <w:t>¿Por qué Marta vendió la casa?</w:t>
+        <w:t>"¿Por qué llora la abuela?"</w:t>
       </w:r>
       <w:r>
         <w:rPr>
@@ -67,13 +57,196 @@
           <w:i w:val="0"/>
           <w:u w:val="none"/>
         </w:rPr>
-        <w:t xml:space="preserve"> — Porque quería mudarse a otra ciudad.</w:t>
+        <w:t xml:space="preserve">. Tú le dices que está emocionada. Sigue la ráfaga: </w:t>
+      </w:r>
+      <w:r>
+        <w:rPr>
+          <w:b w:val="0"/>
+          <w:i/>
+          <w:u w:val="none"/>
+        </w:rPr>
+        <w:t>"¿Por qué vamos al médico?"</w:t>
+      </w:r>
+      <w:r>
+        <w:rPr>
+          <w:b w:val="0"/>
+          <w:i w:val="0"/>
+          <w:u w:val="none"/>
+        </w:rPr>
+        <w:t xml:space="preserve">. Y remata con: </w:t>
+      </w:r>
+      <w:r>
+        <w:rPr>
+          <w:b w:val="0"/>
+          <w:i/>
+          <w:u w:val="none"/>
+        </w:rPr>
+        <w:t>"¿Por qué no puedo comer tierra?"</w:t>
+      </w:r>
+      <w:r>
+        <w:rPr>
+          <w:b w:val="0"/>
+          <w:i w:val="0"/>
+          <w:u w:val="none"/>
+        </w:rPr>
+        <w:t>.</w:t>
       </w:r>
     </w:p>
     <w:p>
-      <w:pPr>
-        <w:pStyle w:val="ListBullet"/>
-      </w:pPr>
+      <w:r>
+        <w:rPr>
+          <w:b w:val="0"/>
+          <w:i w:val="0"/>
+          <w:u w:val="none"/>
+        </w:rPr>
+        <w:t xml:space="preserve">Para el niño, la palabra es exactamente la misma en todos los casos. Utiliza la misma herramienta gramatical. Sin embargo, tú, como adulto, haces un esfuerzo mental inconsciente y le das cuatro tipos de respuestas completamente distintas. Al vaso le das una explicación </w:t>
+      </w:r>
+      <w:r>
+        <w:rPr>
+          <w:b/>
+          <w:i w:val="0"/>
+          <w:u w:val="none"/>
+        </w:rPr>
+        <w:t>física</w:t>
+      </w:r>
+      <w:r>
+        <w:rPr>
+          <w:b w:val="0"/>
+          <w:i w:val="0"/>
+          <w:u w:val="none"/>
+        </w:rPr>
+        <w:t xml:space="preserve"> (la gravedad). A la abuela le das una explicación </w:t>
+      </w:r>
+      <w:r>
+        <w:rPr>
+          <w:b/>
+          <w:i w:val="0"/>
+          <w:u w:val="none"/>
+        </w:rPr>
+        <w:t>psicológica</w:t>
+      </w:r>
+      <w:r>
+        <w:rPr>
+          <w:b w:val="0"/>
+          <w:i w:val="0"/>
+          <w:u w:val="none"/>
+        </w:rPr>
+        <w:t xml:space="preserve"> (los sentimientos). Al médico le das una explicación orientada al </w:t>
+      </w:r>
+      <w:r>
+        <w:rPr>
+          <w:b/>
+          <w:i w:val="0"/>
+          <w:u w:val="none"/>
+        </w:rPr>
+        <w:t>futuro</w:t>
+      </w:r>
+      <w:r>
+        <w:rPr>
+          <w:b w:val="0"/>
+          <w:i w:val="0"/>
+          <w:u w:val="none"/>
+        </w:rPr>
+        <w:t xml:space="preserve"> (para curarnos). Y a la tierra le das una explicación </w:t>
+      </w:r>
+      <w:r>
+        <w:rPr>
+          <w:b/>
+          <w:i w:val="0"/>
+          <w:u w:val="none"/>
+        </w:rPr>
+        <w:t>normativa</w:t>
+      </w:r>
+      <w:r>
+        <w:rPr>
+          <w:b w:val="0"/>
+          <w:i w:val="0"/>
+          <w:u w:val="none"/>
+        </w:rPr>
+        <w:t xml:space="preserve"> (porque es una regla de higiene y salud).</w:t>
+      </w:r>
+    </w:p>
+    <w:p>
+      <w:r>
+        <w:rPr>
+          <w:b w:val="0"/>
+          <w:i w:val="0"/>
+          <w:u w:val="none"/>
+        </w:rPr>
+        <w:t xml:space="preserve">Esa misma trampa lingüística en la que caen los niños es la que ha confundido a los ingenieros de bases de datos durante décadas. En el mundo del software empresarial, tomamos preguntas que parecen idénticas y tratamos de guardarlas en el mismo cajón. </w:t>
+      </w:r>
+    </w:p>
+    <w:p>
+      <w:r>
+        <w:rPr>
+          <w:b w:val="0"/>
+          <w:i w:val="0"/>
+          <w:u w:val="none"/>
+        </w:rPr>
+        <w:t>Observemos esto en un entorno profesional:</w:t>
+      </w:r>
+    </w:p>
+    <w:p>
+      <w:r>
+        <w:rPr>
+          <w:b w:val="0"/>
+          <w:i w:val="0"/>
+          <w:u w:val="none"/>
+        </w:rPr>
+        <w:t xml:space="preserve">   </w:t>
+      </w:r>
+      <w:r>
+        <w:rPr>
+          <w:b w:val="0"/>
+          <w:i/>
+          <w:u w:val="none"/>
+        </w:rPr>
+        <w:t>¿Por qué se cayó el servidor?</w:t>
+      </w:r>
+      <w:r>
+        <w:rPr>
+          <w:b w:val="0"/>
+          <w:i w:val="0"/>
+          <w:u w:val="none"/>
+        </w:rPr>
+        <w:t xml:space="preserve"> — Porque hubo un cortocircuito.</w:t>
+      </w:r>
+    </w:p>
+    <w:p>
+      <w:r>
+        <w:rPr>
+          <w:b w:val="0"/>
+          <w:i w:val="0"/>
+          <w:u w:val="none"/>
+        </w:rPr>
+        <w:t xml:space="preserve">   </w:t>
+      </w:r>
+      <w:r>
+        <w:rPr>
+          <w:b w:val="0"/>
+          <w:i/>
+          <w:u w:val="none"/>
+        </w:rPr>
+        <w:t>¿Por qué Marta vendió las acciones?</w:t>
+      </w:r>
+      <w:r>
+        <w:rPr>
+          <w:b w:val="0"/>
+          <w:i w:val="0"/>
+          <w:u w:val="none"/>
+        </w:rPr>
+        <w:t xml:space="preserve"> — Porque tenía miedo de perder dinero.</w:t>
+      </w:r>
+    </w:p>
+    <w:p>
+      <w:r>
+        <w:rPr>
+          <w:b w:val="0"/>
+          <w:i w:val="0"/>
+          <w:u w:val="none"/>
+        </w:rPr>
+        <w:t xml:space="preserve">   </w:t>
+      </w:r>
       <w:r>
         <w:rPr>
           <w:b w:val="0"/>
@@ -92,16 +265,21 @@
       </w:r>
     </w:p>
     <w:p>
-      <w:pPr>
-        <w:pStyle w:val="ListBullet"/>
-      </w:pPr>
+      <w:r>
+        <w:rPr>
+          <w:b w:val="0"/>
+          <w:i w:val="0"/>
+          <w:u w:val="none"/>
+        </w:rPr>
+        <w:t xml:space="preserve">   </w:t>
+      </w:r>
       <w:r>
         <w:rPr>
           <w:b w:val="0"/>
           <w:i/>
           <w:u w:val="none"/>
         </w:rPr>
-        <w:t>¿Por qué el contrato se rescindió?</w:t>
+        <w:t>¿Por qué se canceló el contrato?</w:t>
       </w:r>
       <w:r>
         <w:rPr>
@@ -109,7 +287,7 @@
           <w:i w:val="0"/>
           <w:u w:val="none"/>
         </w:rPr>
-        <w:t xml:space="preserve"> — Porque la cláusula 14 lo prevé en caso de impago.</w:t>
+        <w:t xml:space="preserve"> — Porque la cláusula 14 lo exige en caso de impago.</w:t>
       </w:r>
     </w:p>
     <w:p>
@@ -119,7 +297,7 @@
           <w:i w:val="0"/>
           <w:u w:val="none"/>
         </w:rPr>
-        <w:t xml:space="preserve">Las cuatro respuestas comienzan con un "porque" o un "para" — pero las cuatro están explicando cosas radicalmente distintas. La primera describe una </w:t>
+        <w:t xml:space="preserve">Si nos quedamos en la superficie, todas estas frases se responden con un "porque" o un "para". Pero si analizamos qué tipo de información estamos entregando, son cuatro universos distintos: una </w:t>
       </w:r>
       <w:r>
         <w:rPr>
@@ -127,7 +305,7 @@
           <w:i w:val="0"/>
           <w:u w:val="none"/>
         </w:rPr>
-        <w:t>causa física</w:t>
+        <w:t>causa mecánica</w:t>
       </w:r>
       <w:r>
         <w:rPr>
@@ -135,7 +313,7 @@
           <w:i w:val="0"/>
           <w:u w:val="none"/>
         </w:rPr>
-        <w:t xml:space="preserve">: un empujón transfiere momento, el vaso cae, la gravedad termina el trabajo. La segunda describe un </w:t>
+        <w:t xml:space="preserve">, un </w:t>
       </w:r>
       <w:r>
         <w:rPr>
@@ -143,7 +321,7 @@
           <w:i w:val="0"/>
           <w:u w:val="none"/>
         </w:rPr>
-        <w:t>motivo psicológico</w:t>
+        <w:t>motivo mental</w:t>
       </w:r>
       <w:r>
         <w:rPr>
@@ -151,7 +329,7 @@
           <w:i w:val="0"/>
           <w:u w:val="none"/>
         </w:rPr>
-        <w:t xml:space="preserve">: un deseo, una intención de Marta. La tercera describe una </w:t>
+        <w:t xml:space="preserve">, una </w:t>
       </w:r>
       <w:r>
         <w:rPr>
@@ -159,7 +337,7 @@
           <w:i w:val="0"/>
           <w:u w:val="none"/>
         </w:rPr>
-        <w:t>finalidad</w:t>
+        <w:t>finalidad u objetivo</w:t>
       </w:r>
       <w:r>
         <w:rPr>
@@ -167,7 +345,7 @@
           <w:i w:val="0"/>
           <w:u w:val="none"/>
         </w:rPr>
-        <w:t xml:space="preserve">: el cirujano apunta a un estado futuro al que su acción está dirigida. La cuarta describe una </w:t>
+        <w:t xml:space="preserve">, y una </w:t>
       </w:r>
       <w:r>
         <w:rPr>
@@ -175,7 +353,7 @@
           <w:i w:val="0"/>
           <w:u w:val="none"/>
         </w:rPr>
-        <w:t>justificación normativa</w:t>
+        <w:t>justificación legal</w:t>
       </w:r>
       <w:r>
         <w:rPr>
@@ -183,7 +361,7 @@
           <w:i w:val="0"/>
           <w:u w:val="none"/>
         </w:rPr>
-        <w:t>: la rescisión está autorizada por una regla previa.</w:t>
+        <w:t xml:space="preserve">. </w:t>
       </w:r>
     </w:p>
     <w:p>
@@ -193,7 +371,7 @@
           <w:i w:val="0"/>
           <w:u w:val="none"/>
         </w:rPr>
-        <w:t xml:space="preserve">Si miramos solo el "porque" superficial, las cuatro son intercambiables. Si miramos qué tipo de cosa está respondiendo, son cuatro respuestas a cuatro preguntas distintas. Y esto tiene una consecuencia inmediata para el diseño del modelo: si quisiéramos un eje "por qué", </w:t>
+        <w:t xml:space="preserve">Esto plantea un problema arquitectónico gigantesco para nuestro modelo: si quisiéramos crear un eje exclusivo para el "por qué", </w:t>
       </w:r>
       <w:r>
         <w:rPr>
@@ -201,7 +379,7 @@
           <w:i w:val="0"/>
           <w:u w:val="none"/>
         </w:rPr>
-        <w:t>¿qué valores iría a contener?</w:t>
+        <w:t>¿qué demonios guardaríamos adentro?</w:t>
       </w:r>
     </w:p>
     <w:p>
@@ -209,7 +387,7 @@
         <w:pStyle w:val="Heading2"/>
       </w:pPr>
       <w:r>
-        <w:t>Por qué no hay un eje "por qué"</w:t>
+        <w:t>Por qué no existe el eje "Por qué"</w:t>
       </w:r>
     </w:p>
     <w:p>
@@ -219,7 +397,61 @@
           <w:i w:val="0"/>
           <w:u w:val="none"/>
         </w:rPr>
-        <w:t>Recordemos cómo se ven los demás ejes. Q contiene agentes — individuos capaces de acción intencional. T contiene momentos — puntos o rangos en alguna escala temporal. K contiene categorías — conceptos atemporales con su jerarquía. Cada eje es homogéneo: todo lo que vive en él comparte una naturaleza ontológica común.</w:t>
+        <w:t xml:space="preserve">Hagamos memoria de cómo funcionan las "cajas" (los ejes) que ya hemos construido. La caja </w:t>
+      </w:r>
+      <w:r>
+        <w:rPr>
+          <w:rFonts w:ascii="Courier New" w:hAnsi="Courier New"/>
+          <w:b w:val="0"/>
+          <w:i w:val="0"/>
+          <w:sz w:val="20"/>
+          <w:u w:val="none"/>
+        </w:rPr>
+        <w:t>Q</w:t>
+      </w:r>
+      <w:r>
+        <w:rPr>
+          <w:b w:val="0"/>
+          <w:i w:val="0"/>
+          <w:u w:val="none"/>
+        </w:rPr>
+        <w:t xml:space="preserve"> guarda personas o agentes con intención. La caja </w:t>
+      </w:r>
+      <w:r>
+        <w:rPr>
+          <w:rFonts w:ascii="Courier New" w:hAnsi="Courier New"/>
+          <w:b w:val="0"/>
+          <w:i w:val="0"/>
+          <w:sz w:val="20"/>
+          <w:u w:val="none"/>
+        </w:rPr>
+        <w:t>T</w:t>
+      </w:r>
+      <w:r>
+        <w:rPr>
+          <w:b w:val="0"/>
+          <w:i w:val="0"/>
+          <w:u w:val="none"/>
+        </w:rPr>
+        <w:t xml:space="preserve"> guarda fechas. La caja </w:t>
+      </w:r>
+      <w:r>
+        <w:rPr>
+          <w:rFonts w:ascii="Courier New" w:hAnsi="Courier New"/>
+          <w:b w:val="0"/>
+          <w:i w:val="0"/>
+          <w:sz w:val="20"/>
+          <w:u w:val="none"/>
+        </w:rPr>
+        <w:t>K</w:t>
+      </w:r>
+      <w:r>
+        <w:rPr>
+          <w:b w:val="0"/>
+          <w:i w:val="0"/>
+          <w:u w:val="none"/>
+        </w:rPr>
+        <w:t xml:space="preserve"> guarda conceptos. Cada eje es ordenado y homogéneo: todo lo que vive adentro está hecho de la misma sustancia.</w:t>
       </w:r>
     </w:p>
     <w:p>
@@ -229,7 +461,17 @@
           <w:i w:val="0"/>
           <w:u w:val="none"/>
         </w:rPr>
-        <w:t xml:space="preserve">Para que existiera un eje "por qué", su contenido debería ser igualmente homogéneo. Pero no lo es: la respuesta a </w:t>
+        <w:t xml:space="preserve">Para que existiera un eje llamado "Por qué", todo lo que metiéramos ahí debería ser similar. Pero acabamos de ver que no lo es: </w:t>
+      </w:r>
+    </w:p>
+    <w:p>
+      <w:r>
+        <w:rPr>
+          <w:b w:val="0"/>
+          <w:i w:val="0"/>
+          <w:u w:val="none"/>
+        </w:rPr>
+        <w:t xml:space="preserve">La respuesta a </w:t>
       </w:r>
       <w:r>
         <w:rPr>
@@ -237,7 +479,7 @@
           <w:i/>
           <w:u w:val="none"/>
         </w:rPr>
-        <w:t>"¿por qué se cayó el vaso?"</w:t>
+        <w:t>"¿por qué se cayó el servidor?"</w:t>
       </w:r>
       <w:r>
         <w:rPr>
@@ -253,7 +495,7 @@
           <w:i w:val="0"/>
           <w:u w:val="none"/>
         </w:rPr>
-        <w:t>una situación previa</w:t>
+        <w:t>un evento del pasado</w:t>
       </w:r>
       <w:r>
         <w:rPr>
@@ -261,16 +503,17 @@
           <w:i w:val="0"/>
           <w:u w:val="none"/>
         </w:rPr>
-        <w:t xml:space="preserve"> (el empujón </w:t>
+        <w:t xml:space="preserve"> (un cortocircuito, que vive en la caja </w:t>
       </w:r>
       <w:r>
         <w:rPr>
-          <w:rFonts w:ascii="Cambria Math" w:hAnsi="Cambria Math"/>
+          <w:rFonts w:ascii="Courier New" w:hAnsi="Courier New"/>
           <w:b w:val="0"/>
           <w:i w:val="0"/>
+          <w:sz w:val="20"/>
           <w:u w:val="none"/>
         </w:rPr>
-        <w:t>∈</w:t>
+        <w:t>O</w:t>
       </w:r>
       <w:r>
         <w:rPr>
@@ -278,7 +521,7 @@
           <w:i w:val="0"/>
           <w:u w:val="none"/>
         </w:rPr>
-        <w:t xml:space="preserve"> O); la respuesta a </w:t>
+        <w:t xml:space="preserve">). La respuesta a </w:t>
       </w:r>
       <w:r>
         <w:rPr>
@@ -286,7 +529,7 @@
           <w:i/>
           <w:u w:val="none"/>
         </w:rPr>
-        <w:t>"¿por qué vendió la casa?"</w:t>
+        <w:t>"¿por qué vendió las acciones?"</w:t>
       </w:r>
       <w:r>
         <w:rPr>
@@ -302,7 +545,7 @@
           <w:i w:val="0"/>
           <w:u w:val="none"/>
         </w:rPr>
-        <w:t>una motivación</w:t>
+        <w:t>una emoción</w:t>
       </w:r>
       <w:r>
         <w:rPr>
@@ -310,7 +553,25 @@
           <w:i w:val="0"/>
           <w:u w:val="none"/>
         </w:rPr>
-        <w:t xml:space="preserve"> (un deseo, que también podría reificarse en O, pero con una semántica completamente distinta); la respuesta a </w:t>
+        <w:t xml:space="preserve"> (un miedo, que también vive en </w:t>
+      </w:r>
+      <w:r>
+        <w:rPr>
+          <w:rFonts w:ascii="Courier New" w:hAnsi="Courier New"/>
+          <w:b w:val="0"/>
+          <w:i w:val="0"/>
+          <w:sz w:val="20"/>
+          <w:u w:val="none"/>
+        </w:rPr>
+        <w:t>O</w:t>
+      </w:r>
+      <w:r>
+        <w:rPr>
+          <w:b w:val="0"/>
+          <w:i w:val="0"/>
+          <w:u w:val="none"/>
+        </w:rPr>
+        <w:t xml:space="preserve"> pero es un estado mental). La respuesta a </w:t>
       </w:r>
       <w:r>
         <w:rPr>
@@ -334,7 +595,7 @@
           <w:i w:val="0"/>
           <w:u w:val="none"/>
         </w:rPr>
-        <w:t>un estado futuro</w:t>
+        <w:t>un evento del futuro</w:t>
       </w:r>
       <w:r>
         <w:rPr>
@@ -342,7 +603,7 @@
           <w:i w:val="0"/>
           <w:u w:val="none"/>
         </w:rPr>
-        <w:t xml:space="preserve"> (un objeto en O todavía no realizado); la respuesta a </w:t>
+        <w:t xml:space="preserve"> (alcanzar el pulmón, algo que todavía no ocurre). Y la respuesta a </w:t>
       </w:r>
       <w:r>
         <w:rPr>
@@ -350,7 +611,7 @@
           <w:i/>
           <w:u w:val="none"/>
         </w:rPr>
-        <w:t>"¿por qué el contrato se rescindió?"</w:t>
+        <w:t>"¿por qué se canceló el contrato?"</w:t>
       </w:r>
       <w:r>
         <w:rPr>
@@ -366,7 +627,7 @@
           <w:i w:val="0"/>
           <w:u w:val="none"/>
         </w:rPr>
-        <w:t>una regla</w:t>
+        <w:t>una ley</w:t>
       </w:r>
       <w:r>
         <w:rPr>
@@ -374,7 +635,7 @@
           <w:i w:val="0"/>
           <w:u w:val="none"/>
         </w:rPr>
-        <w:t xml:space="preserve"> (otro tipo de objeto en O, este normativo).</w:t>
+        <w:t xml:space="preserve"> (un documento normativo).</w:t>
       </w:r>
     </w:p>
     <w:p>
@@ -384,7 +645,7 @@
           <w:i w:val="0"/>
           <w:u w:val="none"/>
         </w:rPr>
-        <w:t xml:space="preserve">Forzar todo eso en un único eje sería meter en la misma bolsa cuatro cosas que el lenguaje natural distingue por buenas razones. La consulta </w:t>
+        <w:t xml:space="preserve">Intentar forzar todas estas cosas en un solo eje sería como meter en la misma bolsa un cortocircuito, la tristeza, un plan a futuro y un documento legal. Si le pides a una computadora que trate todo eso por igual, la condenas a la confusión. Si un gerente pregunta </w:t>
       </w:r>
       <w:r>
         <w:rPr>
@@ -392,7 +653,7 @@
           <w:i/>
           <w:u w:val="none"/>
         </w:rPr>
-        <w:t>"¿qué causó X?"</w:t>
+        <w:t>"¿qué causó este error?"</w:t>
       </w:r>
       <w:r>
         <w:rPr>
@@ -400,23 +661,7 @@
           <w:i w:val="0"/>
           <w:u w:val="none"/>
         </w:rPr>
-        <w:t xml:space="preserve"> es distinta de </w:t>
-      </w:r>
-      <w:r>
-        <w:rPr>
-          <w:b w:val="0"/>
-          <w:i/>
-          <w:u w:val="none"/>
-        </w:rPr>
-        <w:t>"¿cuál es el propósito de X?"</w:t>
-      </w:r>
-      <w:r>
-        <w:rPr>
-          <w:b w:val="0"/>
-          <w:i w:val="0"/>
-          <w:u w:val="none"/>
-        </w:rPr>
-        <w:t>; pedirle a un sistema que las trate igual condena al usuario a desambiguar a mano.</w:t>
+        <w:t>, la máquina podría contestarle mostrándole una ley en lugar de una falla mecánica.</w:t>
       </w:r>
     </w:p>
     <w:p>
@@ -426,7 +671,7 @@
           <w:i w:val="0"/>
           <w:u w:val="none"/>
         </w:rPr>
-        <w:t xml:space="preserve">Aquí entra la </w:t>
+        <w:t xml:space="preserve">Aquí entra nuestra </w:t>
       </w:r>
       <w:r>
         <w:rPr>
@@ -434,7 +679,7 @@
           <w:i w:val="0"/>
           <w:u w:val="none"/>
         </w:rPr>
-        <w:t>decisión de diseño 6 (D6)</w:t>
+        <w:t>séptima decisión de diseño (D7)</w:t>
       </w:r>
       <w:r>
         <w:rPr>
@@ -442,15 +687,38 @@
           <w:i w:val="0"/>
           <w:u w:val="none"/>
         </w:rPr>
-        <w:t xml:space="preserve">: el modelo </w:t>
+        <w:t>, y es mejor dejarla por escrito formalmente:</w:t>
+      </w:r>
+    </w:p>
+    <w:p>
+      <w:pPr>
+        <w:ind w:left="576"/>
+      </w:pPr>
+      <w:r>
+        <w:rPr>
+          <w:i/>
+        </w:rPr>
+        <w:t>**D7 — El modelo no tiene un eje "por qué". En su lugar, el sistema toma el "porque" del lenguaje natural y lo divide en cuatro cables distintos (relaciones canónicas) que conectan a las situaciones entre sí. Esos cables son: `causado_por` (para la física), `motivado_por` (para la intención humana), `con_finalidad` (para el propósito futuro) y `justificado_por` (para las reglas y leyes).**</w:t>
+      </w:r>
+    </w:p>
+    <w:p>
+      <w:r>
+        <w:rPr>
+          <w:b w:val="0"/>
+          <w:i w:val="0"/>
+          <w:u w:val="none"/>
+        </w:rPr>
+        <w:t>En la práctica, esto significa que no hay una caja nueva. Simplemente usamos nuestros cables de relación múltiple (</w:t>
       </w:r>
       <w:r>
         <w:rPr>
+          <w:rFonts w:ascii="Courier New" w:hAnsi="Courier New"/>
           <w:b w:val="0"/>
-          <w:i/>
+          <w:i w:val="0"/>
+          <w:sz w:val="20"/>
           <w:u w:val="none"/>
         </w:rPr>
-        <w:t>no</w:t>
+        <w:t>M</w:t>
       </w:r>
       <w:r>
         <w:rPr>
@@ -458,15 +726,17 @@
           <w:i w:val="0"/>
           <w:u w:val="none"/>
         </w:rPr>
-        <w:t xml:space="preserve"> tiene un eje "por qué". En su lugar, ofrece </w:t>
+        <w:t xml:space="preserve">) para conectar eventos (situaciones en la caja </w:t>
       </w:r>
       <w:r>
         <w:rPr>
-          <w:b/>
+          <w:rFonts w:ascii="Courier New" w:hAnsi="Courier New"/>
+          <w:b w:val="0"/>
           <w:i w:val="0"/>
+          <w:sz w:val="20"/>
           <w:u w:val="none"/>
         </w:rPr>
-        <w:t>cuatro relaciones canónicas</w:t>
+        <w:t>O</w:t>
       </w:r>
       <w:r>
         <w:rPr>
@@ -474,7 +744,7 @@
           <w:i w:val="0"/>
           <w:u w:val="none"/>
         </w:rPr>
-        <w:t>, cada una con su semántica explícita, viviendo todas como predicados ordinarios en M(O, O) — porque sus argumentos son siempre situaciones.</w:t>
+        <w:t>) con otros eventos:</w:t>
       </w:r>
     </w:p>
     <w:p>
@@ -486,21 +756,7 @@
           <w:rFonts w:ascii="Courier New" w:hAnsi="Courier New"/>
           <w:sz w:val="18"/>
         </w:rPr>
-        <w:t xml:space="preserve">causado_por      : O </w:t>
-      </w:r>
-      <w:r>
-        <w:rPr>
-          <w:rFonts w:ascii="Cambria Math" w:hAnsi="Cambria Math"/>
-          <w:sz w:val="18"/>
-        </w:rPr>
-        <w:t>→</w:t>
-      </w:r>
-      <w:r>
-        <w:rPr>
-          <w:rFonts w:ascii="Courier New" w:hAnsi="Courier New"/>
-          <w:sz w:val="18"/>
-        </w:rPr>
-        <w:t xml:space="preserve"> O     (causalidad mecánica/física)</w:t>
+        <w:t>causado_por      : conecta O con O     (La física de causa y efecto)</w:t>
       </w:r>
     </w:p>
     <w:p>
@@ -512,21 +768,7 @@
           <w:rFonts w:ascii="Courier New" w:hAnsi="Courier New"/>
           <w:sz w:val="18"/>
         </w:rPr>
-        <w:t xml:space="preserve">motivado_por     : O </w:t>
-      </w:r>
-      <w:r>
-        <w:rPr>
-          <w:rFonts w:ascii="Cambria Math" w:hAnsi="Cambria Math"/>
-          <w:sz w:val="18"/>
-        </w:rPr>
-        <w:t>→</w:t>
-      </w:r>
-      <w:r>
-        <w:rPr>
-          <w:rFonts w:ascii="Courier New" w:hAnsi="Courier New"/>
-          <w:sz w:val="18"/>
-        </w:rPr>
-        <w:t xml:space="preserve"> O     (intención de un agente)</w:t>
+        <w:t>motivado_por     : conecta O con O     (La intención en la mente de alguien)</w:t>
       </w:r>
     </w:p>
     <w:p>
@@ -538,21 +780,7 @@
           <w:rFonts w:ascii="Courier New" w:hAnsi="Courier New"/>
           <w:sz w:val="18"/>
         </w:rPr>
-        <w:t xml:space="preserve">con_finalidad    : O </w:t>
-      </w:r>
-      <w:r>
-        <w:rPr>
-          <w:rFonts w:ascii="Cambria Math" w:hAnsi="Cambria Math"/>
-          <w:sz w:val="18"/>
-        </w:rPr>
-        <w:t>→</w:t>
-      </w:r>
-      <w:r>
-        <w:rPr>
-          <w:rFonts w:ascii="Courier New" w:hAnsi="Courier New"/>
-          <w:sz w:val="18"/>
-        </w:rPr>
-        <w:t xml:space="preserve"> O     (propósito; objeto situado en el futuro)</w:t>
+        <w:t>con_finalidad    : conecta O con O     (Un propósito proyectado al futuro)</w:t>
       </w:r>
     </w:p>
     <w:p>
@@ -564,21 +792,7 @@
           <w:rFonts w:ascii="Courier New" w:hAnsi="Courier New"/>
           <w:sz w:val="18"/>
         </w:rPr>
-        <w:t xml:space="preserve">justificado_por  : O </w:t>
-      </w:r>
-      <w:r>
-        <w:rPr>
-          <w:rFonts w:ascii="Cambria Math" w:hAnsi="Cambria Math"/>
-          <w:sz w:val="18"/>
-        </w:rPr>
-        <w:t>→</w:t>
-      </w:r>
-      <w:r>
-        <w:rPr>
-          <w:rFonts w:ascii="Courier New" w:hAnsi="Courier New"/>
-          <w:sz w:val="18"/>
-        </w:rPr>
-        <w:t xml:space="preserve"> O     (autoridad normativa o regla)</w:t>
+        <w:t>justificado_por  : conecta O con O     (La autoridad de una norma o regla)</w:t>
       </w:r>
     </w:p>
     <w:p>
@@ -588,7 +802,23 @@
           <w:i w:val="0"/>
           <w:u w:val="none"/>
         </w:rPr>
-        <w:t>Cuatro relaciones, no un eje. Cuatro preguntas, no una sola. El "por qué" del lenguaje natural se desambigua antes de entrar al modelo, no después.</w:t>
+        <w:t xml:space="preserve">Tenemos cuatro relaciones precisas, no un eje confuso. Desambiguamos la pregunta </w:t>
+      </w:r>
+      <w:r>
+        <w:rPr>
+          <w:b w:val="0"/>
+          <w:i/>
+          <w:u w:val="none"/>
+        </w:rPr>
+        <w:t>antes</w:t>
+      </w:r>
+      <w:r>
+        <w:rPr>
+          <w:b w:val="0"/>
+          <w:i w:val="0"/>
+          <w:u w:val="none"/>
+        </w:rPr>
+        <w:t xml:space="preserve"> de guardarla, no después.</w:t>
       </w:r>
     </w:p>
     <w:p>
@@ -647,7 +877,7 @@
         <w:pStyle w:val="Heading2"/>
       </w:pPr>
       <w:r>
-        <w:t>Las cuatro relaciones, una por una</w:t>
+        <w:t>Las cuatro relaciones, diseccionadas una por una</w:t>
       </w:r>
     </w:p>
     <w:p>
@@ -655,27 +885,17 @@
         <w:pStyle w:val="Heading3"/>
       </w:pPr>
       <w:r>
-        <w:t>`causado_por` — la causa eficiente</w:t>
+        <w:t>1. `causado_por` — El efecto dominó (La causa eficiente)</w:t>
       </w:r>
     </w:p>
     <w:p>
-      <w:r>
-        <w:rPr>
-          <w:rFonts w:ascii="Courier New" w:hAnsi="Courier New"/>
-          <w:b w:val="0"/>
-          <w:i w:val="0"/>
-          <w:sz w:val="20"/>
-          <w:u w:val="none"/>
-        </w:rPr>
-        <w:t>causado_por</w:t>
-      </w:r>
       <w:r>
         <w:rPr>
           <w:b w:val="0"/>
           <w:i w:val="0"/>
           <w:u w:val="none"/>
         </w:rPr>
-        <w:t xml:space="preserve"> describe la conexión mecánica entre dos eventos: el primero produce el segundo, sin que medie deseo, intención o regla. Es el "porque" del mundo físico, del dominó que cae, de la presión que rompe un dique.</w:t>
+        <w:t>Usamos este cable para describir conexiones mecánicas y ciegas entre dos eventos: el primer evento empuja al segundo, sin que haya ningún deseo, pensamiento o ley de por medio. Es el "porque" de la física, del dominó que cae y tumba al siguiente.</w:t>
       </w:r>
     </w:p>
     <w:p>
@@ -687,21 +907,7 @@
           <w:rFonts w:ascii="Courier New" w:hAnsi="Courier New"/>
           <w:sz w:val="18"/>
         </w:rPr>
-        <w:t xml:space="preserve">(caida_vaso_001, causado_por, empujon_001)        </w:t>
-      </w:r>
-      <w:r>
-        <w:rPr>
-          <w:rFonts w:ascii="Cambria Math" w:hAnsi="Cambria Math"/>
-          <w:sz w:val="18"/>
-        </w:rPr>
-        <w:t>∈</w:t>
-      </w:r>
-      <w:r>
-        <w:rPr>
-          <w:rFonts w:ascii="Courier New" w:hAnsi="Courier New"/>
-          <w:sz w:val="18"/>
-        </w:rPr>
-        <w:t xml:space="preserve"> M(O, O)</w:t>
+        <w:t xml:space="preserve">(caida_vaso_001,    causado_por, empujon_001)        </w:t>
       </w:r>
     </w:p>
     <w:p>
@@ -725,7 +931,7 @@
           <w:rFonts w:ascii="Courier New" w:hAnsi="Courier New"/>
           <w:sz w:val="18"/>
         </w:rPr>
-        <w:t>(infeccion_001, causado_por, bacteria_001)</w:t>
+        <w:t>(infeccion_001,     causado_por, bacteria_001)</w:t>
       </w:r>
     </w:p>
     <w:p>
@@ -735,7 +941,31 @@
           <w:i w:val="0"/>
           <w:u w:val="none"/>
         </w:rPr>
-        <w:t>La relación es asimétrica y, en general, transitiva: si A causa B y B causa C, entonces A causa C — aunque la cadena se va volviendo más débil cuanto más larga. Es la relación que la física, la medicina diagnóstica y la ingeniería forense rastrean.</w:t>
+        <w:t xml:space="preserve">Este cable es el favorito de los diagnósticos médicos y los ingenieros. Tiene una propiedad interesantísima: </w:t>
+      </w:r>
+      <w:r>
+        <w:rPr>
+          <w:b/>
+          <w:i w:val="0"/>
+          <w:u w:val="none"/>
+        </w:rPr>
+        <w:t>no necesita agentes humanos</w:t>
+      </w:r>
+      <w:r>
+        <w:rPr>
+          <w:b w:val="0"/>
+          <w:i w:val="0"/>
+          <w:u w:val="none"/>
+        </w:rPr>
+        <w:t>. Un terremoto causa un derrumbe sin que haya intención de por medio. Por eso, el sistema no te exige que vincules a una persona cuando usas este cable.</w:t>
+      </w:r>
+    </w:p>
+    <w:p>
+      <w:pPr>
+        <w:pStyle w:val="Heading3"/>
+      </w:pPr>
+      <w:r>
+        <w:t>2. `motivado_por` — La chispa mental (El motivo intencional)</w:t>
       </w:r>
     </w:p>
     <w:p>
@@ -745,17 +975,15 @@
           <w:i w:val="0"/>
           <w:u w:val="none"/>
         </w:rPr>
-        <w:t xml:space="preserve">Una propiedad importante: </w:t>
+        <w:t xml:space="preserve">Este cable se conecta cuando queremos explicar una acción a través del estado mental (deseo, miedo, creencia) de la persona que la ejecutó. Es la respuesta perfecta cuando la pregunta no es </w:t>
       </w:r>
       <w:r>
         <w:rPr>
-          <w:rFonts w:ascii="Courier New" w:hAnsi="Courier New"/>
           <w:b w:val="0"/>
-          <w:i w:val="0"/>
-          <w:sz w:val="20"/>
+          <w:i/>
           <w:u w:val="none"/>
         </w:rPr>
-        <w:t>causado_por</w:t>
+        <w:t>"¿qué fuerza movió esto?"</w:t>
       </w:r>
       <w:r>
         <w:rPr>
@@ -763,35 +991,7 @@
           <w:i w:val="0"/>
           <w:u w:val="none"/>
         </w:rPr>
-        <w:t xml:space="preserve"> no necesita agentes. Un terremoto causa un derrumbe sin que nadie quiera nada. El modelo lo refleja: ninguna de las situaciones involucradas necesita tener agente.</w:t>
-      </w:r>
-    </w:p>
-    <w:p>
-      <w:pPr>
-        <w:pStyle w:val="Heading3"/>
-      </w:pPr>
-      <w:r>
-        <w:t>`motivado_por` — el motivo intencional</w:t>
-      </w:r>
-    </w:p>
-    <w:p>
-      <w:r>
-        <w:rPr>
-          <w:rFonts w:ascii="Courier New" w:hAnsi="Courier New"/>
-          <w:b w:val="0"/>
-          <w:i w:val="0"/>
-          <w:sz w:val="20"/>
-          <w:u w:val="none"/>
-        </w:rPr>
-        <w:t>motivado_por</w:t>
-      </w:r>
-      <w:r>
-        <w:rPr>
-          <w:b w:val="0"/>
-          <w:i w:val="0"/>
-          <w:u w:val="none"/>
-        </w:rPr>
-        <w:t xml:space="preserve"> describe la conexión entre una acción y el estado mental (deseo, creencia, miedo) del agente que la ejecuta. Es la explicación que damos cuando la pregunta no es </w:t>
+        <w:t xml:space="preserve">, sino </w:t>
       </w:r>
       <w:r>
         <w:rPr>
@@ -799,23 +999,7 @@
           <w:i/>
           <w:u w:val="none"/>
         </w:rPr>
-        <w:t>"¿qué hizo que ocurriera X?"</w:t>
-      </w:r>
-      <w:r>
-        <w:rPr>
-          <w:b w:val="0"/>
-          <w:i w:val="0"/>
-          <w:u w:val="none"/>
-        </w:rPr>
-        <w:t xml:space="preserve"> sino </w:t>
-      </w:r>
-      <w:r>
-        <w:rPr>
-          <w:b w:val="0"/>
-          <w:i/>
-          <w:u w:val="none"/>
-        </w:rPr>
-        <w:t>"¿qué llevó al agente a hacer X?"</w:t>
+        <w:t>"¿qué pasaba por la cabeza de este sujeto para actuar así?"</w:t>
       </w:r>
       <w:r>
         <w:rPr>
@@ -835,21 +1019,7 @@
           <w:rFonts w:ascii="Courier New" w:hAnsi="Courier New"/>
           <w:sz w:val="18"/>
         </w:rPr>
-        <w:t xml:space="preserve">(venta_casa_002, motivado_por, deseo_mudarse_marta)    </w:t>
-      </w:r>
-      <w:r>
-        <w:rPr>
-          <w:rFonts w:ascii="Cambria Math" w:hAnsi="Cambria Math"/>
-          <w:sz w:val="18"/>
-        </w:rPr>
-        <w:t>∈</w:t>
-      </w:r>
-      <w:r>
-        <w:rPr>
-          <w:rFonts w:ascii="Courier New" w:hAnsi="Courier New"/>
-          <w:sz w:val="18"/>
-        </w:rPr>
-        <w:t xml:space="preserve"> M(O, O)</w:t>
+        <w:t xml:space="preserve">(venta_casa_002,      motivado_por, deseo_mudarse_marta)    </w:t>
       </w:r>
     </w:p>
     <w:p>
@@ -861,7 +1031,7 @@
           <w:rFonts w:ascii="Courier New" w:hAnsi="Courier New"/>
           <w:sz w:val="18"/>
         </w:rPr>
-        <w:t>(renuncia_001,   motivado_por, conflicto_con_jefe_017)</w:t>
+        <w:t>(renuncia_001,        motivado_por, conflicto_con_jefe_017)</w:t>
       </w:r>
     </w:p>
     <w:p>
@@ -883,17 +1053,15 @@
           <w:i w:val="0"/>
           <w:u w:val="none"/>
         </w:rPr>
-        <w:t xml:space="preserve">La diferencia con </w:t>
+        <w:t xml:space="preserve">Ojo aquí, la diferencia con el cable de causa física parece sutil, pero es vital. Decir </w:t>
       </w:r>
       <w:r>
         <w:rPr>
-          <w:rFonts w:ascii="Courier New" w:hAnsi="Courier New"/>
           <w:b w:val="0"/>
-          <w:i w:val="0"/>
-          <w:sz w:val="20"/>
+          <w:i/>
           <w:u w:val="none"/>
         </w:rPr>
-        <w:t>causado_por</w:t>
+        <w:t>"el incendio causó el derrumbe"</w:t>
       </w:r>
       <w:r>
         <w:rPr>
@@ -901,23 +1069,7 @@
           <w:i w:val="0"/>
           <w:u w:val="none"/>
         </w:rPr>
-        <w:t xml:space="preserve"> es semántica y no siempre obvia, pero clave. </w:t>
-      </w:r>
-      <w:r>
-        <w:rPr>
-          <w:b w:val="0"/>
-          <w:i/>
-          <w:u w:val="none"/>
-        </w:rPr>
-        <w:t>"El incendio causó el derrumbe"</w:t>
-      </w:r>
-      <w:r>
-        <w:rPr>
-          <w:b w:val="0"/>
-          <w:i w:val="0"/>
-          <w:u w:val="none"/>
-        </w:rPr>
-        <w:t xml:space="preserve"> es distinto de </w:t>
+        <w:t xml:space="preserve"> es muy distinto a decir </w:t>
       </w:r>
       <w:r>
         <w:rPr>
@@ -949,7 +1101,15 @@
           <w:i w:val="0"/>
           <w:u w:val="none"/>
         </w:rPr>
-        <w:t xml:space="preserve"> hacer; la evacuación sí — alguien la decidió, en respuesta al incendio. Los motivos viven en mentes; las causas no.</w:t>
+        <w:t xml:space="preserve"> hacer, simplemente ocurrió. Pero la evacuación sí fue una decisión tomada por alguien asustado. Las causas viven en el mundo físico; los motivos viven en las mentes de la gente. </w:t>
+      </w:r>
+    </w:p>
+    <w:p>
+      <w:pPr>
+        <w:pStyle w:val="Heading3"/>
+      </w:pPr>
+      <w:r>
+        <w:t>3. `con_finalidad` — El viaje al futuro (El propósito teleológico)</w:t>
       </w:r>
     </w:p>
     <w:p>
@@ -959,15 +1119,15 @@
           <w:i w:val="0"/>
           <w:u w:val="none"/>
         </w:rPr>
-        <w:t xml:space="preserve">En la práctica, el motivo suele ser otra situación reificada: un deseo, una creencia, una percepción. Cuando el modelo necesita registrar </w:t>
+        <w:t xml:space="preserve">Este es el cable más raro de la familia, porque no conecta un hecho con algo del pasado, sino que </w:t>
       </w:r>
       <w:r>
         <w:rPr>
-          <w:b w:val="0"/>
-          <w:i/>
+          <w:b/>
+          <w:i w:val="0"/>
           <w:u w:val="none"/>
         </w:rPr>
-        <w:t>por qué un agente hizo algo</w:t>
+        <w:t>lo conecta con un resultado que se busca en el futuro</w:t>
       </w:r>
       <w:r>
         <w:rPr>
@@ -975,69 +1135,7 @@
           <w:i w:val="0"/>
           <w:u w:val="none"/>
         </w:rPr>
-        <w:t xml:space="preserve">, esa razón se reifica como cualquier otra situación, con su sujeto (el agente que tenía el motivo), su contenido y su momento. Y se conecta a la acción por </w:t>
-      </w:r>
-      <w:r>
-        <w:rPr>
-          <w:rFonts w:ascii="Courier New" w:hAnsi="Courier New"/>
-          <w:b w:val="0"/>
-          <w:i w:val="0"/>
-          <w:sz w:val="20"/>
-          <w:u w:val="none"/>
-        </w:rPr>
-        <w:t>motivado_por</w:t>
-      </w:r>
-      <w:r>
-        <w:rPr>
-          <w:b w:val="0"/>
-          <w:i w:val="0"/>
-          <w:u w:val="none"/>
-        </w:rPr>
-        <w:t>.</w:t>
-      </w:r>
-    </w:p>
-    <w:p>
-      <w:pPr>
-        <w:pStyle w:val="Heading3"/>
-      </w:pPr>
-      <w:r>
-        <w:t>`con_finalidad` — el propósito teleológico</w:t>
-      </w:r>
-    </w:p>
-    <w:p>
-      <w:r>
-        <w:rPr>
-          <w:rFonts w:ascii="Courier New" w:hAnsi="Courier New"/>
-          <w:b w:val="0"/>
-          <w:i w:val="0"/>
-          <w:sz w:val="20"/>
-          <w:u w:val="none"/>
-        </w:rPr>
-        <w:t>con_finalidad</w:t>
-      </w:r>
-      <w:r>
-        <w:rPr>
-          <w:b w:val="0"/>
-          <w:i w:val="0"/>
-          <w:u w:val="none"/>
-        </w:rPr>
-        <w:t xml:space="preserve"> es la relación más rara de todas, porque su objeto no es algo que ya ocurrió, sino </w:t>
-      </w:r>
-      <w:r>
-        <w:rPr>
-          <w:b/>
-          <w:i w:val="0"/>
-          <w:u w:val="none"/>
-        </w:rPr>
-        <w:t>algo que se busca que ocurra</w:t>
-      </w:r>
-      <w:r>
-        <w:rPr>
-          <w:b w:val="0"/>
-          <w:i w:val="0"/>
-          <w:u w:val="none"/>
-        </w:rPr>
-        <w:t>. Es la teleología explícita: la acción está orientada hacia un estado futuro, todavía no realizado.</w:t>
+        <w:t>. Es el cable del objetivo a alcanzar.</w:t>
       </w:r>
     </w:p>
     <w:p>
@@ -1049,21 +1147,7 @@
           <w:rFonts w:ascii="Courier New" w:hAnsi="Courier New"/>
           <w:sz w:val="18"/>
         </w:rPr>
-        <w:t xml:space="preserve">(incision_001, con_finalidad, acceso_pulmon_izquierdo_001)   </w:t>
-      </w:r>
-      <w:r>
-        <w:rPr>
-          <w:rFonts w:ascii="Cambria Math" w:hAnsi="Cambria Math"/>
-          <w:sz w:val="18"/>
-        </w:rPr>
-        <w:t>∈</w:t>
-      </w:r>
-      <w:r>
-        <w:rPr>
-          <w:rFonts w:ascii="Courier New" w:hAnsi="Courier New"/>
-          <w:sz w:val="18"/>
-        </w:rPr>
-        <w:t xml:space="preserve"> M(O, O)</w:t>
+        <w:t xml:space="preserve">(incision_001,       con_finalidad, acceso_pulmon_izquierdo_001)   </w:t>
       </w:r>
     </w:p>
     <w:p>
@@ -1087,7 +1171,7 @@
           <w:rFonts w:ascii="Courier New" w:hAnsi="Courier New"/>
           <w:sz w:val="18"/>
         </w:rPr>
-        <w:t>(reunion_004, con_finalidad, decision_inversion_001)</w:t>
+        <w:t>(reunion_004,        con_finalidad, decision_inversion_001)</w:t>
       </w:r>
     </w:p>
     <w:p>
@@ -1097,7 +1181,33 @@
           <w:i w:val="0"/>
           <w:u w:val="none"/>
         </w:rPr>
-        <w:t xml:space="preserve">¿Cómo modelamos un estado futuro? Como una situación reificada con su </w:t>
+        <w:t xml:space="preserve">Seguramente te preguntas: </w:t>
+      </w:r>
+      <w:r>
+        <w:rPr>
+          <w:b w:val="0"/>
+          <w:i/>
+          <w:u w:val="none"/>
+        </w:rPr>
+        <w:t>¿Cómo guardo en la base de datos un evento que todavía no ocurre?</w:t>
+      </w:r>
+      <w:r>
+        <w:rPr>
+          <w:b w:val="0"/>
+          <w:i w:val="0"/>
+          <w:u w:val="none"/>
+        </w:rPr>
+        <w:t xml:space="preserve"> </w:t>
+      </w:r>
+    </w:p>
+    <w:p>
+      <w:r>
+        <w:rPr>
+          <w:b w:val="0"/>
+          <w:i w:val="0"/>
+          <w:u w:val="none"/>
+        </w:rPr>
+        <w:t xml:space="preserve">Fácil: lo guardas hoy como una "situación" más en el eje </w:t>
       </w:r>
       <w:r>
         <w:rPr>
@@ -1107,7 +1217,7 @@
           <w:sz w:val="20"/>
           <w:u w:val="none"/>
         </w:rPr>
-        <w:t>estatus_factual : K</w:t>
+        <w:t>O</w:t>
       </w:r>
       <w:r>
         <w:rPr>
@@ -1115,7 +1225,25 @@
           <w:i w:val="0"/>
           <w:u w:val="none"/>
         </w:rPr>
-        <w:t xml:space="preserve"> apuntando a un valor del catálogo K que indica modalidad — </w:t>
+        <w:t xml:space="preserve">, pero le pones una etiqueta de estado (la propiedad </w:t>
+      </w:r>
+      <w:r>
+        <w:rPr>
+          <w:rFonts w:ascii="Courier New" w:hAnsi="Courier New"/>
+          <w:b w:val="0"/>
+          <w:i w:val="0"/>
+          <w:sz w:val="20"/>
+          <w:u w:val="none"/>
+        </w:rPr>
+        <w:t>estatus_factual</w:t>
+      </w:r>
+      <w:r>
+        <w:rPr>
+          <w:b w:val="0"/>
+          <w:i w:val="0"/>
+          <w:u w:val="none"/>
+        </w:rPr>
+        <w:t xml:space="preserve"> que vimos en el capítulo anterior) indicando que es </w:t>
       </w:r>
       <w:r>
         <w:rPr>
@@ -1151,7 +1279,7 @@
           <w:i w:val="0"/>
           <w:u w:val="none"/>
         </w:rPr>
-        <w:t xml:space="preserve">, </w:t>
+        <w:t xml:space="preserve"> o </w:t>
       </w:r>
       <w:r>
         <w:rPr>
@@ -1161,7 +1289,7 @@
           <w:sz w:val="20"/>
           <w:u w:val="none"/>
         </w:rPr>
-        <w:t>pendiente</w:t>
+        <w:t>hipotético</w:t>
       </w:r>
       <w:r>
         <w:rPr>
@@ -1169,41 +1297,15 @@
           <w:i w:val="0"/>
           <w:u w:val="none"/>
         </w:rPr>
-        <w:t xml:space="preserve">, </w:t>
+        <w:t>. El evento futuro ya vive en tu disco duro; lo que apunta hacia adelante es simplemente su etiqueta de "aún no realizado".</w:t>
       </w:r>
+    </w:p>
+    <w:p>
+      <w:pPr>
+        <w:pStyle w:val="Heading3"/>
+      </w:pPr>
       <w:r>
-        <w:rPr>
-          <w:rFonts w:ascii="Courier New" w:hAnsi="Courier New"/>
-          <w:b w:val="0"/>
-          <w:i w:val="0"/>
-          <w:sz w:val="20"/>
-          <w:u w:val="none"/>
-        </w:rPr>
-        <w:t>hipotetico</w:t>
-      </w:r>
-      <w:r>
-        <w:rPr>
-          <w:b w:val="0"/>
-          <w:i w:val="0"/>
-          <w:u w:val="none"/>
-        </w:rPr>
-        <w:t xml:space="preserve">. El estado futuro </w:t>
-      </w:r>
-      <w:r>
-        <w:rPr>
-          <w:b/>
-          <w:i w:val="0"/>
-          <w:u w:val="none"/>
-        </w:rPr>
-        <w:t>vive en O</w:t>
-      </w:r>
-      <w:r>
-        <w:rPr>
-          <w:b w:val="0"/>
-          <w:i w:val="0"/>
-          <w:u w:val="none"/>
-        </w:rPr>
-        <w:t xml:space="preserve"> porque es objeto del cual hablamos; pero está marcado como no realizado.</w:t>
+        <w:t>4. `justificado_por` — El sello de aprobación (La autoridad normativa)</w:t>
       </w:r>
     </w:p>
     <w:p>
@@ -1213,17 +1315,15 @@
           <w:i w:val="0"/>
           <w:u w:val="none"/>
         </w:rPr>
-        <w:t xml:space="preserve">Esta es la razón por la que el modelo no tiene tres "tiempos verbales" como eje propio: el pasado, el presente y el futuro de una situación se distinguen por su </w:t>
+        <w:t xml:space="preserve">Este cable aparece cada vez que una acción no se explica por un choque físico, ni por un deseo emocional, sino por </w:t>
       </w:r>
       <w:r>
         <w:rPr>
-          <w:rFonts w:ascii="Courier New" w:hAnsi="Courier New"/>
-          <w:b w:val="0"/>
+          <w:b/>
           <w:i w:val="0"/>
-          <w:sz w:val="20"/>
           <w:u w:val="none"/>
         </w:rPr>
-        <w:t>estatus_factual</w:t>
+        <w:t>una regla, protocolo o ley que te da permiso para hacerla</w:t>
       </w:r>
       <w:r>
         <w:rPr>
@@ -1231,51 +1331,7 @@
           <w:i w:val="0"/>
           <w:u w:val="none"/>
         </w:rPr>
-        <w:t>, no por una dimensión temporal nueva. La situación con finalidad existe en O ahora; lo que apunta al futuro es su modalidad.</w:t>
-      </w:r>
-    </w:p>
-    <w:p>
-      <w:pPr>
-        <w:pStyle w:val="Heading3"/>
-      </w:pPr>
-      <w:r>
-        <w:t>`justificado_por` — la autoridad normativa</w:t>
-      </w:r>
-    </w:p>
-    <w:p>
-      <w:r>
-        <w:rPr>
-          <w:rFonts w:ascii="Courier New" w:hAnsi="Courier New"/>
-          <w:b w:val="0"/>
-          <w:i w:val="0"/>
-          <w:sz w:val="20"/>
-          <w:u w:val="none"/>
-        </w:rPr>
-        <w:t>justificado_por</w:t>
-      </w:r>
-      <w:r>
-        <w:rPr>
-          <w:b w:val="0"/>
-          <w:i w:val="0"/>
-          <w:u w:val="none"/>
-        </w:rPr>
-        <w:t xml:space="preserve"> aparece cada vez que una acción no se explica por causa, motivo o finalidad, sino por </w:t>
-      </w:r>
-      <w:r>
-        <w:rPr>
-          <w:b/>
-          <w:i w:val="0"/>
-          <w:u w:val="none"/>
-        </w:rPr>
-        <w:t>una regla previa que la autoriza o exige</w:t>
-      </w:r>
-      <w:r>
-        <w:rPr>
-          <w:b w:val="0"/>
-          <w:i w:val="0"/>
-          <w:u w:val="none"/>
-        </w:rPr>
-        <w:t>. Es el "por qué" del derecho, los procedimientos, los protocolos clínicos, las cláusulas contractuales.</w:t>
+        <w:t>. Es el cable indispensable para el derecho, los procedimientos hospitalarios y las auditorías de calidad.</w:t>
       </w:r>
     </w:p>
     <w:p>
@@ -1287,21 +1343,7 @@
           <w:rFonts w:ascii="Courier New" w:hAnsi="Courier New"/>
           <w:sz w:val="18"/>
         </w:rPr>
-        <w:t xml:space="preserve">(rescision_contrato_017, justificado_por, clausula_14_contrato_017)   </w:t>
-      </w:r>
-      <w:r>
-        <w:rPr>
-          <w:rFonts w:ascii="Cambria Math" w:hAnsi="Cambria Math"/>
-          <w:sz w:val="18"/>
-        </w:rPr>
-        <w:t>∈</w:t>
-      </w:r>
-      <w:r>
-        <w:rPr>
-          <w:rFonts w:ascii="Courier New" w:hAnsi="Courier New"/>
-          <w:sz w:val="18"/>
-        </w:rPr>
-        <w:t xml:space="preserve"> M(O, O)</w:t>
+        <w:t xml:space="preserve">(rescision_contrato_017,   justificado_por, clausula_14_contrato_017)   </w:t>
       </w:r>
     </w:p>
     <w:p>
@@ -1325,7 +1367,7 @@
           <w:rFonts w:ascii="Courier New" w:hAnsi="Courier New"/>
           <w:sz w:val="18"/>
         </w:rPr>
-        <w:t>(rechazo_devolucion_001, justificado_por, politica_30_dias_tienda)</w:t>
+        <w:t>(rechazo_devolucion_001,   justificado_por, politica_30_dias_tienda)</w:t>
       </w:r>
     </w:p>
     <w:p>
@@ -1335,7 +1377,7 @@
           <w:i w:val="0"/>
           <w:u w:val="none"/>
         </w:rPr>
-        <w:t xml:space="preserve">La situación justificadora no es una causa física ni una intención: es una </w:t>
+        <w:t xml:space="preserve">Lo que justifica la acción no es un evento del mundo natural, es una </w:t>
       </w:r>
       <w:r>
         <w:rPr>
@@ -1351,133 +1393,7 @@
           <w:i w:val="0"/>
           <w:u w:val="none"/>
         </w:rPr>
-        <w:t xml:space="preserve">, expresada como una situación que vive en O y que tiene su propia forma. Por lo general, una norma reificada incluye </w:t>
-      </w:r>
-      <w:r>
-        <w:rPr>
-          <w:rFonts w:ascii="Courier New" w:hAnsi="Courier New"/>
-          <w:b w:val="0"/>
-          <w:i w:val="0"/>
-          <w:sz w:val="20"/>
-          <w:u w:val="none"/>
-        </w:rPr>
-        <w:t>condicion</w:t>
-      </w:r>
-      <w:r>
-        <w:rPr>
-          <w:b w:val="0"/>
-          <w:i w:val="0"/>
-          <w:u w:val="none"/>
-        </w:rPr>
-        <w:t xml:space="preserve">, </w:t>
-      </w:r>
-      <w:r>
-        <w:rPr>
-          <w:rFonts w:ascii="Courier New" w:hAnsi="Courier New"/>
-          <w:b w:val="0"/>
-          <w:i w:val="0"/>
-          <w:sz w:val="20"/>
-          <w:u w:val="none"/>
-        </w:rPr>
-        <w:t>consecuencia</w:t>
-      </w:r>
-      <w:r>
-        <w:rPr>
-          <w:b w:val="0"/>
-          <w:i w:val="0"/>
-          <w:u w:val="none"/>
-        </w:rPr>
-        <w:t xml:space="preserve">, </w:t>
-      </w:r>
-      <w:r>
-        <w:rPr>
-          <w:rFonts w:ascii="Courier New" w:hAnsi="Courier New"/>
-          <w:b w:val="0"/>
-          <w:i w:val="0"/>
-          <w:sz w:val="20"/>
-          <w:u w:val="none"/>
-        </w:rPr>
-        <w:t>vigencia_desde</w:t>
-      </w:r>
-      <w:r>
-        <w:rPr>
-          <w:b w:val="0"/>
-          <w:i w:val="0"/>
-          <w:u w:val="none"/>
-        </w:rPr>
-        <w:t xml:space="preserve">, </w:t>
-      </w:r>
-      <w:r>
-        <w:rPr>
-          <w:rFonts w:ascii="Courier New" w:hAnsi="Courier New"/>
-          <w:b w:val="0"/>
-          <w:i w:val="0"/>
-          <w:sz w:val="20"/>
-          <w:u w:val="none"/>
-        </w:rPr>
-        <w:t>emisor</w:t>
-      </w:r>
-      <w:r>
-        <w:rPr>
-          <w:b w:val="0"/>
-          <w:i w:val="0"/>
-          <w:u w:val="none"/>
-        </w:rPr>
-        <w:t xml:space="preserve">, </w:t>
-      </w:r>
-      <w:r>
-        <w:rPr>
-          <w:rFonts w:ascii="Courier New" w:hAnsi="Courier New"/>
-          <w:b w:val="0"/>
-          <w:i w:val="0"/>
-          <w:sz w:val="20"/>
-          <w:u w:val="none"/>
-        </w:rPr>
-        <w:t>prioridad</w:t>
-      </w:r>
-      <w:r>
-        <w:rPr>
-          <w:b w:val="0"/>
-          <w:i w:val="0"/>
-          <w:u w:val="none"/>
-        </w:rPr>
-        <w:t xml:space="preserve"> — más sobre esto en la siguiente sección.</w:t>
-      </w:r>
-    </w:p>
-    <w:p>
-      <w:r>
-        <w:rPr>
-          <w:rFonts w:ascii="Courier New" w:hAnsi="Courier New"/>
-          <w:b w:val="0"/>
-          <w:i w:val="0"/>
-          <w:sz w:val="20"/>
-          <w:u w:val="none"/>
-        </w:rPr>
-        <w:t>justificado_por</w:t>
-      </w:r>
-      <w:r>
-        <w:rPr>
-          <w:b w:val="0"/>
-          <w:i w:val="0"/>
-          <w:u w:val="none"/>
-        </w:rPr>
-        <w:t xml:space="preserve"> es la relación que hace auditable cualquier sistema regulado: explica no qué pasó, sino bajo qué autoridad. En dominios como el clínico, el financiero o el legal, esta relación suele ser </w:t>
-      </w:r>
-      <w:r>
-        <w:rPr>
-          <w:b/>
-          <w:i w:val="0"/>
-          <w:u w:val="none"/>
-        </w:rPr>
-        <w:t>obligatoria</w:t>
-      </w:r>
-      <w:r>
-        <w:rPr>
-          <w:b w:val="0"/>
-          <w:i w:val="0"/>
-          <w:u w:val="none"/>
-        </w:rPr>
-        <w:t xml:space="preserve"> para que una acción se considere válida.</w:t>
+        <w:t>. Y como veremos más adelante, las normas se guardan en el sistema como objetos con su fecha de creación, su condición y su emisor. Este cable es el que hace que cualquier sistema regulado sea 100% auditable.</w:t>
       </w:r>
     </w:p>
     <w:p>
@@ -1485,7 +1401,7 @@
         <w:pStyle w:val="Heading2"/>
       </w:pPr>
       <w:r>
-        <w:t>Las cuatro pueden coexistir</w:t>
+        <w:t>Las cuatro respuestas en una sola acción</w:t>
       </w:r>
     </w:p>
     <w:p>
@@ -1495,7 +1411,7 @@
           <w:i w:val="0"/>
           <w:u w:val="none"/>
         </w:rPr>
-        <w:t>Una misma situación puede tener varias de estas relaciones simultáneamente, y cada una explica un aspecto distinto. Una cirugía concreta puede:</w:t>
+        <w:t>Lo maravilloso de tener estos cuatro cables bien definidos es que un mismo evento puede tenerlos todos conectados al mismo tiempo, enriqueciendo la historia de forma espectacular. Piensa en una cirugía oncológica real:</w:t>
       </w:r>
     </w:p>
     <w:p>
@@ -1507,7 +1423,7 @@
           <w:rFonts w:ascii="Courier New" w:hAnsi="Courier New"/>
           <w:sz w:val="18"/>
         </w:rPr>
-        <w:t xml:space="preserve">(cirugia_023, causado_por,      tumor_001)                    </w:t>
+        <w:t xml:space="preserve">(cirugia_023, causado_por,      tumor_001)                  </w:t>
       </w:r>
       <w:r>
         <w:rPr>
@@ -1521,7 +1437,7 @@
           <w:rFonts w:ascii="Courier New" w:hAnsi="Courier New"/>
           <w:sz w:val="18"/>
         </w:rPr>
-        <w:t xml:space="preserve"> qué la hizo necesaria</w:t>
+        <w:t xml:space="preserve"> La realidad física que la obliga.</w:t>
       </w:r>
     </w:p>
     <w:p>
@@ -1533,7 +1449,7 @@
           <w:rFonts w:ascii="Courier New" w:hAnsi="Courier New"/>
           <w:sz w:val="18"/>
         </w:rPr>
-        <w:t xml:space="preserve">(cirugia_023, motivado_por,     pedido_paciente_001)          </w:t>
+        <w:t xml:space="preserve">(cirugia_023, motivado_por,     pedido_paciente_001)        </w:t>
       </w:r>
       <w:r>
         <w:rPr>
@@ -1547,7 +1463,7 @@
           <w:rFonts w:ascii="Courier New" w:hAnsi="Courier New"/>
           <w:sz w:val="18"/>
         </w:rPr>
-        <w:t xml:space="preserve"> por qué el agente la decidió</w:t>
+        <w:t xml:space="preserve"> El deseo mental de sanar.</w:t>
       </w:r>
     </w:p>
     <w:p>
@@ -1559,7 +1475,7 @@
           <w:rFonts w:ascii="Courier New" w:hAnsi="Courier New"/>
           <w:sz w:val="18"/>
         </w:rPr>
-        <w:t xml:space="preserve">(cirugia_023, con_finalidad,    extirpacion_tumor_001)        </w:t>
+        <w:t xml:space="preserve">(cirugia_023, con_finalidad,    extirpacion_tumor_001)      </w:t>
       </w:r>
       <w:r>
         <w:rPr>
@@ -1573,7 +1489,7 @@
           <w:rFonts w:ascii="Courier New" w:hAnsi="Courier New"/>
           <w:sz w:val="18"/>
         </w:rPr>
-        <w:t xml:space="preserve"> qué busca lograr</w:t>
+        <w:t xml:space="preserve"> El resultado futuro que se busca.</w:t>
       </w:r>
     </w:p>
     <w:p>
@@ -1585,7 +1501,7 @@
           <w:rFonts w:ascii="Courier New" w:hAnsi="Courier New"/>
           <w:sz w:val="18"/>
         </w:rPr>
-        <w:t xml:space="preserve">(cirugia_023, justificado_por,  protocolo_oncologico_2025)    </w:t>
+        <w:t xml:space="preserve">(cirugia_023, justificado_por,  protocolo_oncologico_2025)  </w:t>
       </w:r>
       <w:r>
         <w:rPr>
@@ -1599,7 +1515,7 @@
           <w:rFonts w:ascii="Courier New" w:hAnsi="Courier New"/>
           <w:sz w:val="18"/>
         </w:rPr>
-        <w:t xml:space="preserve"> bajo qué autoridad procede</w:t>
+        <w:t xml:space="preserve"> La regla médica que ampara al doctor.</w:t>
       </w:r>
     </w:p>
     <w:p>
@@ -1609,7 +1525,7 @@
           <w:i w:val="0"/>
           <w:u w:val="none"/>
         </w:rPr>
-        <w:t>Cuatro hechos atómicos, cuatro respuestas distintas a la misma pregunta superficial. Esto es lo que pierde un modelo que unifica todos los "por qué" en un solo campo: la riqueza explicativa se aplana.</w:t>
+        <w:t>Cuatro hechos atómicos simples dando cuatro explicaciones distintas a la misma cirugía. Si cometiéramos el error de unificar el "por qué" en un solo campo, toda esta riqueza explicativa se aplastaría.</w:t>
       </w:r>
     </w:p>
     <w:p>
@@ -1617,7 +1533,7 @@
         <w:pStyle w:val="Heading2"/>
       </w:pPr>
       <w:r>
-        <w:t>Cadenas explicativas</w:t>
+        <w:t>El camino de migas de pan: Cadenas explicativas</w:t>
       </w:r>
     </w:p>
     <w:p>
@@ -1627,7 +1543,7 @@
           <w:i w:val="0"/>
           <w:u w:val="none"/>
         </w:rPr>
-        <w:t xml:space="preserve">Las relaciones del "por qué" rara vez aparecen aisladas. Encadenadas, producen lo que llamamos una </w:t>
+        <w:t xml:space="preserve">En la vida real, los porqués casi nunca vienen solos. Se enganchan unos con otros formando una historia completa, a lo que llamamos una </w:t>
       </w:r>
       <w:r>
         <w:rPr>
@@ -1643,7 +1559,7 @@
           <w:i w:val="0"/>
           <w:u w:val="none"/>
         </w:rPr>
-        <w:t>: una secuencia de situaciones conectadas por relaciones causales, motivacionales, teleológicas o normativas, que reconstruye cómo se llegó a un hecho.</w:t>
+        <w:t>.</w:t>
       </w:r>
     </w:p>
     <w:p>
@@ -1653,7 +1569,17 @@
           <w:i w:val="0"/>
           <w:u w:val="none"/>
         </w:rPr>
-        <w:t>Tomemos un caso de noticia política: el ministro renuncia. ¿Por qué? Porque enfrenta una investigación. ¿Por qué hay una investigación? Porque un periodista publicó una nota. ¿Por qué publicó esa nota? Porque recibió una filtración. ¿Por qué recibió la filtración? Porque un funcionario disconforme decidió contactarlo.</w:t>
+        <w:t>Veamos un escándalo de noticias políticas: Un ministro renuncia. ¿Por qué? Porque enfrenta una investigación. ¿Y por qué hay investigación? Porque un periodista sacó una nota. ¿Y por qué sacó la nota? Porque alguien le filtró datos. ¿Y por qué filtraron los datos? Porque un funcionario estaba enojado.</w:t>
+      </w:r>
+    </w:p>
+    <w:p>
+      <w:r>
+        <w:rPr>
+          <w:b w:val="0"/>
+          <w:i w:val="0"/>
+          <w:u w:val="none"/>
+        </w:rPr>
+        <w:t>En nuestro sistema, esa historia se ve como un camino de migas de pan perfectamente enlazado:</w:t>
       </w:r>
     </w:p>
     <w:p>
@@ -1677,7 +1603,7 @@
           <w:rFonts w:ascii="Courier New" w:hAnsi="Courier New"/>
           <w:sz w:val="18"/>
         </w:rPr>
-        <w:t>(investigacion_001,         causado_por,   publicacion_nota_001)</w:t>
+        <w:t>(investigacion_001,         causado_por,  publicacion_nota_001)</w:t>
       </w:r>
     </w:p>
     <w:p>
@@ -1689,7 +1615,7 @@
           <w:rFonts w:ascii="Courier New" w:hAnsi="Courier New"/>
           <w:sz w:val="18"/>
         </w:rPr>
-        <w:t>(publicacion_nota_001,      causado_por,   filtracion_001)</w:t>
+        <w:t>(publicacion_nota_001,      causado_por,  filtracion_001)</w:t>
       </w:r>
     </w:p>
     <w:p>
@@ -1701,7 +1627,7 @@
           <w:rFonts w:ascii="Courier New" w:hAnsi="Courier New"/>
           <w:sz w:val="18"/>
         </w:rPr>
-        <w:t>(filtracion_001,            motivado_por,  disconformidad_funcionario_001)</w:t>
+        <w:t>(filtracion_001,            motivado_por, disconformidad_funcionario_001)</w:t>
       </w:r>
     </w:p>
     <w:p>
@@ -1711,7 +1637,7 @@
           <w:i w:val="0"/>
           <w:u w:val="none"/>
         </w:rPr>
-        <w:t xml:space="preserve">La cadena no es una metáfora — es un grafo recorrible. Una consulta del tipo </w:t>
+        <w:t xml:space="preserve">Esto no es un relato literario; es un mapa navegable para la computadora. Si le pides a la base de datos: </w:t>
       </w:r>
       <w:r>
         <w:rPr>
@@ -1719,7 +1645,7 @@
           <w:i/>
           <w:u w:val="none"/>
         </w:rPr>
-        <w:t>"¿qué eventos contribuyeron, directa o indirectamente, a la renuncia del ministro?"</w:t>
+        <w:t>"¿qué eventos contribuyeron a la renuncia del ministro?"</w:t>
       </w:r>
       <w:r>
         <w:rPr>
@@ -1727,17 +1653,15 @@
           <w:i w:val="0"/>
           <w:u w:val="none"/>
         </w:rPr>
-        <w:t xml:space="preserve"> es simplemente un recorrido transitivo sobre las relaciones de la familia "por qué" partiendo del nodo </w:t>
+        <w:t xml:space="preserve">, el motor simplemente se agarra del primer evento y empieza a trepar por los cables hacia atrás. Y lo mejor es que puedes pedirle a la máquina cosas súper precisas como: </w:t>
       </w:r>
       <w:r>
         <w:rPr>
-          <w:rFonts w:ascii="Courier New" w:hAnsi="Courier New"/>
           <w:b w:val="0"/>
-          <w:i w:val="0"/>
-          <w:sz w:val="20"/>
+          <w:i/>
           <w:u w:val="none"/>
         </w:rPr>
-        <w:t>renuncia_ministro_001</w:t>
+        <w:t>"recorre la historia hacia atrás, pero muéstrame solo las motivaciones humanas, ignora las causas mecánicas"</w:t>
       </w:r>
       <w:r>
         <w:rPr>
@@ -1745,7 +1669,7 @@
           <w:i w:val="0"/>
           <w:u w:val="none"/>
         </w:rPr>
-        <w:t>. El motor no necesita saber nada del dominio: solo seguir las aristas.</w:t>
+        <w:t>.</w:t>
       </w:r>
     </w:p>
     <w:p>
@@ -1800,69 +1724,11 @@
       </w:r>
     </w:p>
     <w:p>
-      <w:r>
-        <w:rPr>
-          <w:b w:val="0"/>
-          <w:i w:val="0"/>
-          <w:u w:val="none"/>
-        </w:rPr>
-        <w:t xml:space="preserve">Y como las relaciones llevan su semántica explícita, la cadena no es ciega: distingue entre causalidad física, motivación humana, propósito y autoridad. Una consulta puede pedir </w:t>
-      </w:r>
-      <w:r>
-        <w:rPr>
-          <w:b w:val="0"/>
-          <w:i/>
-          <w:u w:val="none"/>
-        </w:rPr>
-        <w:t>"solo causas físicas"</w:t>
-      </w:r>
-      <w:r>
-        <w:rPr>
-          <w:b w:val="0"/>
-          <w:i w:val="0"/>
-          <w:u w:val="none"/>
-        </w:rPr>
-        <w:t xml:space="preserve"> o </w:t>
-      </w:r>
-      <w:r>
-        <w:rPr>
-          <w:b w:val="0"/>
-          <w:i/>
-          <w:u w:val="none"/>
-        </w:rPr>
-        <w:t>"solo motivaciones"</w:t>
-      </w:r>
-      <w:r>
-        <w:rPr>
-          <w:b w:val="0"/>
-          <w:i w:val="0"/>
-          <w:u w:val="none"/>
-        </w:rPr>
-        <w:t xml:space="preserve"> o </w:t>
-      </w:r>
-      <w:r>
-        <w:rPr>
-          <w:b w:val="0"/>
-          <w:i/>
-          <w:u w:val="none"/>
-        </w:rPr>
-        <w:t>"toda la cadena, pero etiquetada por tipo"</w:t>
-      </w:r>
-      <w:r>
-        <w:rPr>
-          <w:b w:val="0"/>
-          <w:i w:val="0"/>
-          <w:u w:val="none"/>
-        </w:rPr>
-        <w:t>. Esta es la ventaja concreta de no haber unificado los cuatro "por qué" en un campo único.</w:t>
-      </w:r>
-    </w:p>
-    <w:p>
       <w:pPr>
         <w:pStyle w:val="Heading2"/>
       </w:pPr>
       <w:r>
-        <w:t>Reglas declarativas: la convención</w:t>
+        <w:t>Convertir las reglas en objetos de la base de datos</w:t>
       </w:r>
     </w:p>
     <w:p>
@@ -1872,7 +1738,25 @@
           <w:i w:val="0"/>
           <w:u w:val="none"/>
         </w:rPr>
-        <w:t>Hay un caso especial que merece atención: cuando la justificación de una acción es una regla. ¿Cómo se modela una regla en sí misma?</w:t>
+        <w:t xml:space="preserve">Hagamos un paréntesis rápido: si el cable </w:t>
+      </w:r>
+      <w:r>
+        <w:rPr>
+          <w:rFonts w:ascii="Courier New" w:hAnsi="Courier New"/>
+          <w:b w:val="0"/>
+          <w:i w:val="0"/>
+          <w:sz w:val="20"/>
+          <w:u w:val="none"/>
+        </w:rPr>
+        <w:t>justificado_por</w:t>
+      </w:r>
+      <w:r>
+        <w:rPr>
+          <w:b w:val="0"/>
+          <w:i w:val="0"/>
+          <w:u w:val="none"/>
+        </w:rPr>
+        <w:t xml:space="preserve"> se conecta a una "regla", ¿cómo guardamos una regla en la base de datos?</w:t>
       </w:r>
     </w:p>
     <w:p>
@@ -1882,7 +1766,7 @@
           <w:i w:val="0"/>
           <w:u w:val="none"/>
         </w:rPr>
-        <w:t xml:space="preserve">El modelo trata las reglas como </w:t>
+        <w:t xml:space="preserve">Nuestro sistema trata a las reglas como </w:t>
       </w:r>
       <w:r>
         <w:rPr>
@@ -1890,7 +1774,7 @@
           <w:i w:val="0"/>
           <w:u w:val="none"/>
         </w:rPr>
-        <w:t>situaciones reificadas de un tipo particular</w:t>
+        <w:t>situaciones reificadas</w:t>
       </w:r>
       <w:r>
         <w:rPr>
@@ -1898,43 +1782,7 @@
           <w:i w:val="0"/>
           <w:u w:val="none"/>
         </w:rPr>
-        <w:t xml:space="preserve"> — tipo </w:t>
-      </w:r>
-      <w:r>
-        <w:rPr>
-          <w:rFonts w:ascii="Courier New" w:hAnsi="Courier New"/>
-          <w:b w:val="0"/>
-          <w:i w:val="0"/>
-          <w:sz w:val="20"/>
-          <w:u w:val="none"/>
-        </w:rPr>
-        <w:t>regla</w:t>
-      </w:r>
-      <w:r>
-        <w:rPr>
-          <w:b w:val="0"/>
-          <w:i w:val="0"/>
-          <w:u w:val="none"/>
-        </w:rPr>
-        <w:t xml:space="preserve"> o </w:t>
-      </w:r>
-      <w:r>
-        <w:rPr>
-          <w:rFonts w:ascii="Courier New" w:hAnsi="Courier New"/>
-          <w:b w:val="0"/>
-          <w:i w:val="0"/>
-          <w:sz w:val="20"/>
-          <w:u w:val="none"/>
-        </w:rPr>
-        <w:t>norma</w:t>
-      </w:r>
-      <w:r>
-        <w:rPr>
-          <w:b w:val="0"/>
-          <w:i w:val="0"/>
-          <w:u w:val="none"/>
-        </w:rPr>
-        <w:t>. Una regla tiene una forma canónica: un antecedente (la condición), un consecuente (la acción autorizada o exigida), un alcance (a qué situaciones aplica), una vigencia (desde cuándo y hasta cuándo es válida) y un emisor (quién la promulgó).</w:t>
+        <w:t>, pero de un tipo especial. Toda buena regla tiene una condición, una consecuencia, una fecha de inicio y una autoridad que la emitió. En código, se ve así:</w:t>
       </w:r>
     </w:p>
     <w:p>
@@ -1972,7 +1820,7 @@
           <w:rFonts w:ascii="Courier New" w:hAnsi="Courier New"/>
           <w:sz w:val="18"/>
         </w:rPr>
-        <w:t xml:space="preserve">  instancia_de    : regla</w:t>
+        <w:t xml:space="preserve">  instancia_de    : norma_comercial</w:t>
       </w:r>
     </w:p>
     <w:p>
@@ -2008,18 +1856,6 @@
           <w:rFonts w:ascii="Courier New" w:hAnsi="Courier New"/>
           <w:sz w:val="18"/>
         </w:rPr>
-        <w:t xml:space="preserve">  vigencia_hasta  : null</w:t>
-      </w:r>
-    </w:p>
-    <w:p>
-      <w:pPr>
-        <w:ind w:left="432"/>
-      </w:pPr>
-      <w:r>
-        <w:rPr>
-          <w:rFonts w:ascii="Courier New" w:hAnsi="Courier New"/>
-          <w:sz w:val="18"/>
-        </w:rPr>
         <w:t xml:space="preserve">  condicion       : situacion_compra con dias_desde_compra </w:t>
       </w:r>
       <w:r>
@@ -2034,7 +1870,7 @@
           <w:rFonts w:ascii="Courier New" w:hAnsi="Courier New"/>
           <w:sz w:val="18"/>
         </w:rPr>
-        <w:t xml:space="preserve"> 30 y producto_no_perecedero = true</w:t>
+        <w:t xml:space="preserve"> 30</w:t>
       </w:r>
     </w:p>
     <w:p>
@@ -2050,25 +1886,13 @@
       </w:r>
     </w:p>
     <w:p>
-      <w:pPr>
-        <w:ind w:left="432"/>
-      </w:pPr>
-      <w:r>
-        <w:rPr>
-          <w:rFonts w:ascii="Courier New" w:hAnsi="Courier New"/>
-          <w:sz w:val="18"/>
-        </w:rPr>
-        <w:t xml:space="preserve">  prioridad       : 1</w:t>
-      </w:r>
-    </w:p>
-    <w:p>
       <w:r>
         <w:rPr>
           <w:b w:val="0"/>
           <w:i w:val="0"/>
           <w:u w:val="none"/>
         </w:rPr>
-        <w:t>Una vez reificada, la regla es un objeto del modelo: puede citarse, puede modificarse (con D9 — vigencia temporal — para conservar el historial), puede entrar en conflicto con otra regla y resolverse por prioridad. Cuando una situación cae bajo su alcance, la conexión es directa:</w:t>
+        <w:t>Una vez que guardas la regla como si fuera un objeto más, la magia ocurre. Puedes modificarla en el futuro, puedes citarla y puedes cruzarla con otras. Cuando un cliente logra que le devuelvan el dinero, la base de datos simplemente conecta la acción con la regla:</w:t>
       </w:r>
     </w:p>
     <w:p>
@@ -2090,15 +1914,53 @@
           <w:i w:val="0"/>
           <w:u w:val="none"/>
         </w:rPr>
-        <w:t xml:space="preserve">Esto importa por dos razones prácticas. La primera: el sistema queda </w:t>
+        <w:t>Esto hace que tu empresa sea auditable al instante. Si hay un problema, la base de datos te dice exactamente qué ley autorizó la acción y quién la había aprobado. Además, puedes inventar reglas nuevas mañana y la base de datos no se rompe; simplemente asimila el nuevo objeto.</w:t>
+      </w:r>
+    </w:p>
+    <w:p>
+      <w:r>
+        <w:rPr>
+          <w:b w:val="0"/>
+          <w:i/>
+          <w:u w:val="none"/>
+        </w:rPr>
+        <w:t>(Aclaración técnica: el modelo guarda la regla de maravilla para que puedas consultarla, pero no es un robot que toma decisiones por sí solo. Para que la máquina vea la regla y decida sola devolverle el dinero al cliente, necesitas conectarle un evaluador o una IA por encima. WQuestions te da la información perfecta; el razonamiento automático lo construyes encima).</w:t>
+      </w:r>
+    </w:p>
+    <w:p>
+      <w:pPr>
+        <w:pStyle w:val="Heading2"/>
+      </w:pPr>
+      <w:r>
+        <w:t>Lo que se gana destruyendo el cajón de "Observaciones"</w:t>
+      </w:r>
+    </w:p>
+    <w:p>
+      <w:r>
+        <w:rPr>
+          <w:b w:val="0"/>
+          <w:i w:val="0"/>
+          <w:u w:val="none"/>
+        </w:rPr>
+        <w:t>Repasemos por qué hemos hecho todo esto, comparándolo con las prácticas mediocres que plagan el software de hoy en día.</w:t>
+      </w:r>
+    </w:p>
+    <w:p>
+      <w:r>
+        <w:rPr>
+          <w:b w:val="0"/>
+          <w:i w:val="0"/>
+          <w:u w:val="none"/>
+        </w:rPr>
+        <w:t xml:space="preserve">La opción más perezosa (y la más común) es ponerle al sistema un campo de texto gigante llamado </w:t>
       </w:r>
       <w:r>
         <w:rPr>
-          <w:b/>
-          <w:i w:val="0"/>
+          <w:b w:val="0"/>
+          <w:i/>
           <w:u w:val="none"/>
         </w:rPr>
-        <w:t>auditable</w:t>
+        <w:t>"Observaciones"</w:t>
       </w:r>
       <w:r>
         <w:rPr>
@@ -2106,7 +1968,7 @@
           <w:i w:val="0"/>
           <w:u w:val="none"/>
         </w:rPr>
-        <w:t xml:space="preserve"> sin trabajo adicional. La pregunta </w:t>
+        <w:t xml:space="preserve"> o </w:t>
       </w:r>
       <w:r>
         <w:rPr>
@@ -2114,7 +1976,7 @@
           <w:i/>
           <w:u w:val="none"/>
         </w:rPr>
-        <w:t>"¿por qué se permitió esta devolución?"</w:t>
+        <w:t>"Justificación"</w:t>
       </w:r>
       <w:r>
         <w:rPr>
@@ -2122,7 +1984,99 @@
           <w:i w:val="0"/>
           <w:u w:val="none"/>
         </w:rPr>
-        <w:t xml:space="preserve"> se responde recorriendo </w:t>
+        <w:t>, donde la gente escribe lo que quiere. Esto convierte a la base de datos en un cementerio: la computadora no puede leer eso, no puede auditarlo, y es imposible seguir una cadena de eventos.</w:t>
+      </w:r>
+    </w:p>
+    <w:p>
+      <w:r>
+        <w:rPr>
+          <w:b w:val="0"/>
+          <w:i w:val="0"/>
+          <w:u w:val="none"/>
+        </w:rPr>
+        <w:t xml:space="preserve">La otra mala opción sería usar un solo cable general llamado </w:t>
+      </w:r>
+      <w:r>
+        <w:rPr>
+          <w:rFonts w:ascii="Courier New" w:hAnsi="Courier New"/>
+          <w:b w:val="0"/>
+          <w:i w:val="0"/>
+          <w:sz w:val="20"/>
+          <w:u w:val="none"/>
+        </w:rPr>
+        <w:t>por_que</w:t>
+      </w:r>
+      <w:r>
+        <w:rPr>
+          <w:b w:val="0"/>
+          <w:i w:val="0"/>
+          <w:u w:val="none"/>
+        </w:rPr>
+        <w:t>. Mejoraría un poco, pero perderíamos la frontera entre la física, la mente, el futuro y la ley. Un reporte corporativo mezclaría cortocircuitos eléctricos con miedos de empleados como si fueran lo mismo.</w:t>
+      </w:r>
+    </w:p>
+    <w:p>
+      <w:r>
+        <w:rPr>
+          <w:b w:val="0"/>
+          <w:i w:val="0"/>
+          <w:u w:val="none"/>
+        </w:rPr>
+        <w:t>Al usar nuestra familia de cuatro conectores (</w:t>
+      </w:r>
+      <w:r>
+        <w:rPr>
+          <w:rFonts w:ascii="Courier New" w:hAnsi="Courier New"/>
+          <w:b w:val="0"/>
+          <w:i w:val="0"/>
+          <w:sz w:val="20"/>
+          <w:u w:val="none"/>
+        </w:rPr>
+        <w:t>causado_por</w:t>
+      </w:r>
+      <w:r>
+        <w:rPr>
+          <w:b w:val="0"/>
+          <w:i w:val="0"/>
+          <w:u w:val="none"/>
+        </w:rPr>
+        <w:t xml:space="preserve">, </w:t>
+      </w:r>
+      <w:r>
+        <w:rPr>
+          <w:rFonts w:ascii="Courier New" w:hAnsi="Courier New"/>
+          <w:b w:val="0"/>
+          <w:i w:val="0"/>
+          <w:sz w:val="20"/>
+          <w:u w:val="none"/>
+        </w:rPr>
+        <w:t>motivado_por</w:t>
+      </w:r>
+      <w:r>
+        <w:rPr>
+          <w:b w:val="0"/>
+          <w:i w:val="0"/>
+          <w:u w:val="none"/>
+        </w:rPr>
+        <w:t xml:space="preserve">, </w:t>
+      </w:r>
+      <w:r>
+        <w:rPr>
+          <w:rFonts w:ascii="Courier New" w:hAnsi="Courier New"/>
+          <w:b w:val="0"/>
+          <w:i w:val="0"/>
+          <w:sz w:val="20"/>
+          <w:u w:val="none"/>
+        </w:rPr>
+        <w:t>con_finalidad</w:t>
+      </w:r>
+      <w:r>
+        <w:rPr>
+          <w:b w:val="0"/>
+          <w:i w:val="0"/>
+          <w:u w:val="none"/>
+        </w:rPr>
+        <w:t xml:space="preserve">, </w:t>
       </w:r>
       <w:r>
         <w:rPr>
@@ -2140,7 +2094,7 @@
           <w:i w:val="0"/>
           <w:u w:val="none"/>
         </w:rPr>
-        <w:t xml:space="preserve"> hasta llegar a una regla, y esa regla incluye su versión vigente al momento de la decisión. La segunda: el modelo se vuelve </w:t>
+        <w:t xml:space="preserve">), logramos atrapar el detalle exacto que el cerebro humano usa para entender el mundo. Usamos simples hechos atómicos de tres partes y los conectamos a la misma maquinaria de búsqueda. Sin escribir código complejo, nuestra base de datos dejó de ser un simple cajón de archivos y se convirtió en una </w:t>
       </w:r>
       <w:r>
         <w:rPr>
@@ -2148,264 +2102,7 @@
           <w:i w:val="0"/>
           <w:u w:val="none"/>
         </w:rPr>
-        <w:t>extensible normativamente</w:t>
-      </w:r>
-      <w:r>
-        <w:rPr>
-          <w:b w:val="0"/>
-          <w:i w:val="0"/>
-          <w:u w:val="none"/>
-        </w:rPr>
-        <w:t xml:space="preserve"> sin tocar el código. Una regla nueva se agrega como cualquier otra situación reificada; no hace falta migrar esquema.</w:t>
-      </w:r>
-    </w:p>
-    <w:p>
-      <w:r>
-        <w:rPr>
-          <w:b w:val="0"/>
-          <w:i w:val="0"/>
-          <w:u w:val="none"/>
-        </w:rPr>
-        <w:t xml:space="preserve">Conviene aclarar el alcance: esta convención permite </w:t>
-      </w:r>
-      <w:r>
-        <w:rPr>
-          <w:b/>
-          <w:i w:val="0"/>
-          <w:u w:val="none"/>
-        </w:rPr>
-        <w:t>registrar</w:t>
-      </w:r>
-      <w:r>
-        <w:rPr>
-          <w:b w:val="0"/>
-          <w:i w:val="0"/>
-          <w:u w:val="none"/>
-        </w:rPr>
-        <w:t xml:space="preserve"> reglas con suficiente estructura para que sean consultables, pero </w:t>
-      </w:r>
-      <w:r>
-        <w:rPr>
-          <w:b/>
-          <w:i w:val="0"/>
-          <w:u w:val="none"/>
-        </w:rPr>
-        <w:t>no convierte al modelo en un motor de inferencia</w:t>
-      </w:r>
-      <w:r>
-        <w:rPr>
-          <w:b w:val="0"/>
-          <w:i w:val="0"/>
-          <w:u w:val="none"/>
-        </w:rPr>
-        <w:t xml:space="preserve">. Para que una regla </w:t>
-      </w:r>
-      <w:r>
-        <w:rPr>
-          <w:b w:val="0"/>
-          <w:i/>
-          <w:u w:val="none"/>
-        </w:rPr>
-        <w:t>dispare</w:t>
-      </w:r>
-      <w:r>
-        <w:rPr>
-          <w:b w:val="0"/>
-          <w:i w:val="0"/>
-          <w:u w:val="none"/>
-        </w:rPr>
-        <w:t xml:space="preserve"> — es decir, para que el sistema deduzca automáticamente </w:t>
-      </w:r>
-      <w:r>
-        <w:rPr>
-          <w:b w:val="0"/>
-          <w:i/>
-          <w:u w:val="none"/>
-        </w:rPr>
-        <w:t>"este caso cumple la condición, por lo tanto aplico el consecuente"</w:t>
-      </w:r>
-      <w:r>
-        <w:rPr>
-          <w:b w:val="0"/>
-          <w:i w:val="0"/>
-          <w:u w:val="none"/>
-        </w:rPr>
-        <w:t xml:space="preserve"> — hace falta un componente adicional: un evaluador. Ese evaluador puede ser SHACL para validación, Datalog para razonamiento, una regla custom en código aplicación, o un LLM consultando la regla como contexto. WQuestions provee el </w:t>
-      </w:r>
-      <w:r>
-        <w:rPr>
-          <w:b/>
-          <w:i w:val="0"/>
-          <w:u w:val="none"/>
-        </w:rPr>
-        <w:t>soporte declarativo</w:t>
-      </w:r>
-      <w:r>
-        <w:rPr>
-          <w:b w:val="0"/>
-          <w:i w:val="0"/>
-          <w:u w:val="none"/>
-        </w:rPr>
-        <w:t>; el razonamiento sobre él se construye encima.</w:t>
-      </w:r>
-    </w:p>
-    <w:p>
-      <w:pPr>
-        <w:pStyle w:val="Heading2"/>
-      </w:pPr>
-      <w:r>
-        <w:t>Lo que se gana</w:t>
-      </w:r>
-    </w:p>
-    <w:p>
-      <w:r>
-        <w:rPr>
-          <w:b w:val="0"/>
-          <w:i w:val="0"/>
-          <w:u w:val="none"/>
-        </w:rPr>
-        <w:t>Repasemos lo que la familia de relaciones del "por qué" aporta al modelo, comparado con dos alternativas peores.</w:t>
-      </w:r>
-    </w:p>
-    <w:p>
-      <w:r>
-        <w:rPr>
-          <w:b w:val="0"/>
-          <w:i w:val="0"/>
-          <w:u w:val="none"/>
-        </w:rPr>
-        <w:t xml:space="preserve">Una alternativa sería un único campo </w:t>
-      </w:r>
-      <w:r>
-        <w:rPr>
-          <w:rFonts w:ascii="Courier New" w:hAnsi="Courier New"/>
-          <w:b w:val="0"/>
-          <w:i w:val="0"/>
-          <w:sz w:val="20"/>
-          <w:u w:val="none"/>
-        </w:rPr>
-        <w:t>razon</w:t>
-      </w:r>
-      <w:r>
-        <w:rPr>
-          <w:b w:val="0"/>
-          <w:i w:val="0"/>
-          <w:u w:val="none"/>
-        </w:rPr>
-        <w:t xml:space="preserve"> o </w:t>
-      </w:r>
-      <w:r>
-        <w:rPr>
-          <w:rFonts w:ascii="Courier New" w:hAnsi="Courier New"/>
-          <w:b w:val="0"/>
-          <w:i w:val="0"/>
-          <w:sz w:val="20"/>
-          <w:u w:val="none"/>
-        </w:rPr>
-        <w:t>motivo</w:t>
-      </w:r>
-      <w:r>
-        <w:rPr>
-          <w:b w:val="0"/>
-          <w:i w:val="0"/>
-          <w:u w:val="none"/>
-        </w:rPr>
-        <w:t xml:space="preserve"> colgado de cada situación, conteniendo texto libre. Esto es lo que muchos sistemas hacen, y es lo que produce los infames campos </w:t>
-      </w:r>
-      <w:r>
-        <w:rPr>
-          <w:b w:val="0"/>
-          <w:i/>
-          <w:u w:val="none"/>
-        </w:rPr>
-        <w:t>"observaciones"</w:t>
-      </w:r>
-      <w:r>
-        <w:rPr>
-          <w:b w:val="0"/>
-          <w:i w:val="0"/>
-          <w:u w:val="none"/>
-        </w:rPr>
-        <w:t xml:space="preserve"> o </w:t>
-      </w:r>
-      <w:r>
-        <w:rPr>
-          <w:b w:val="0"/>
-          <w:i/>
-          <w:u w:val="none"/>
-        </w:rPr>
-        <w:t>"justificación"</w:t>
-      </w:r>
-      <w:r>
-        <w:rPr>
-          <w:b w:val="0"/>
-          <w:i w:val="0"/>
-          <w:u w:val="none"/>
-        </w:rPr>
-        <w:t xml:space="preserve"> que terminan siendo cementerios de información no consultable. Sin estructura explícita, ningún motor puede recorrer cadenas, distinguir tipos de explicación o auditar decisiones.</w:t>
-      </w:r>
-    </w:p>
-    <w:p>
-      <w:r>
-        <w:rPr>
-          <w:b w:val="0"/>
-          <w:i w:val="0"/>
-          <w:u w:val="none"/>
-        </w:rPr>
-        <w:t xml:space="preserve">Otra alternativa sería un único predicado </w:t>
-      </w:r>
-      <w:r>
-        <w:rPr>
-          <w:rFonts w:ascii="Courier New" w:hAnsi="Courier New"/>
-          <w:b w:val="0"/>
-          <w:i w:val="0"/>
-          <w:sz w:val="20"/>
-          <w:u w:val="none"/>
-        </w:rPr>
-        <w:t>por_que</w:t>
-      </w:r>
-      <w:r>
-        <w:rPr>
-          <w:b w:val="0"/>
-          <w:i w:val="0"/>
-          <w:u w:val="none"/>
-        </w:rPr>
-        <w:t>, sin discriminar tipos. Esto mejora respecto al texto libre porque ya es estructura, pero pierde la distinción semántica entre causa, motivo, finalidad y justificación — distinción que el lenguaje natural mantiene porque le sirve. El usuario que consulta tiene que adivinar a cuál se refería cada hecho, y los reportes mezclan razones físicas con motivos psicológicos como si fueran lo mismo.</w:t>
-      </w:r>
-    </w:p>
-    <w:p>
-      <w:r>
-        <w:rPr>
-          <w:b w:val="0"/>
-          <w:i w:val="0"/>
-          <w:u w:val="none"/>
-        </w:rPr>
-        <w:t xml:space="preserve">La familia de cuatro relaciones canónicas captura lo que el lenguaje ya hacía: distingue explícitamente los cuatro tipos de explicación, los expresa como hechos atómicos sobre el universo O </w:t>
-      </w:r>
-      <w:r>
-        <w:rPr>
-          <w:rFonts w:ascii="Cambria Math" w:hAnsi="Cambria Math"/>
-          <w:b w:val="0"/>
-          <w:i w:val="0"/>
-          <w:u w:val="none"/>
-        </w:rPr>
-        <w:t>×</w:t>
-      </w:r>
-      <w:r>
-        <w:rPr>
-          <w:b w:val="0"/>
-          <w:i w:val="0"/>
-          <w:u w:val="none"/>
-        </w:rPr>
-        <w:t xml:space="preserve"> O, y los integra a la misma maquinaria de consulta que el resto del modelo. Sin esfuerzo extra, el grafo deja de ser una colección de hechos y se convierte en una </w:t>
-      </w:r>
-      <w:r>
-        <w:rPr>
-          <w:b/>
-          <w:i w:val="0"/>
-          <w:u w:val="none"/>
-        </w:rPr>
-        <w:t>explicación recorrible</w:t>
+        <w:t>red de explicaciones lógicas y recorribles</w:t>
       </w:r>
       <w:r>
         <w:rPr>
@@ -2431,7 +2128,7 @@
           <w:i w:val="0"/>
           <w:u w:val="none"/>
         </w:rPr>
-        <w:t>Con esto cerramos la Parte III. Empezamos con el hecho atómico como unidad mínima (capítulo 8); le dimos geometría con el espacio multidimensional (capítulo 9); le dimos puntos articuladores con las situaciones reificadas (capítulo 10); y ahora le dimos conectores explicativos con las cuatro relaciones del "por qué".</w:t>
+        <w:t xml:space="preserve">Con este capítulo cerramos la Parte III, el corazón arquitectónico del libro. </w:t>
       </w:r>
     </w:p>
     <w:p>
@@ -2441,7 +2138,7 @@
           <w:i w:val="0"/>
           <w:u w:val="none"/>
         </w:rPr>
-        <w:t>Lo que tenemos es un modelo donde el universo entero se describe con tripletas sobre ocho ejes, los puntos de articulación son situaciones, y la estructura explicativa emerge de un puñado de relaciones canónicas. Toda la maquinaria conceptual está lista.</w:t>
+        <w:t>Hagamos un inventario rápido de lo que logramos. Empezamos descubriendo el bloque de Lego fundamental: el hecho atómico (Capítulo 8). Luego te demostré que al juntar miles de esos bloques se forma un mapa geométrico donde buscar datos es facilísimo (Capítulo 9). Aprendimos a amarrar eventos complejos usando situaciones reificadas (Capítulo 10). Y, finalmente, le dimos a la base de datos la capacidad de explicar sus propias acciones usando los cables del "por qué" (Capítulo 11).</w:t>
       </w:r>
     </w:p>
     <w:p>
@@ -2451,7 +2148,17 @@
           <w:i w:val="0"/>
           <w:u w:val="none"/>
         </w:rPr>
-        <w:t xml:space="preserve">Falta lo que hace que esta maquinaria sea </w:t>
+        <w:t xml:space="preserve">La maquinaria conceptual está lista, armada y engrasada. </w:t>
+      </w:r>
+    </w:p>
+    <w:p>
+      <w:r>
+        <w:rPr>
+          <w:b w:val="0"/>
+          <w:i w:val="0"/>
+          <w:u w:val="none"/>
+        </w:rPr>
+        <w:t xml:space="preserve">Pero nos falta una pieza crucial. Al final del día, nadie en tu empresa va a sentarse a escribir "tripletas atómicas" a mano en un teclado; la gente quiere hablar y escribir de forma natural. La </w:t>
       </w:r>
       <w:r>
         <w:rPr>
@@ -2459,7 +2166,7 @@
           <w:i w:val="0"/>
           <w:u w:val="none"/>
         </w:rPr>
-        <w:t>utilizable</w:t>
+        <w:t>Parte IV</w:t>
       </w:r>
       <w:r>
         <w:rPr>
@@ -2467,7 +2174,7 @@
           <w:i w:val="0"/>
           <w:u w:val="none"/>
         </w:rPr>
-        <w:t xml:space="preserve"> desde el lenguaje humano — porque al final del día nadie va a escribir tripletas a mano. La Parte IV se ocupa de eso: cómo el verbo de una oración determina la signatura de la situación que describe, cómo un diccionario de verbos (el </w:t>
+        <w:t xml:space="preserve"> se encargará de resolver el último gran obstáculo: cómo construimos un traductor (un </w:t>
       </w:r>
       <w:r>
         <w:rPr>
@@ -2475,7 +2182,7 @@
           <w:i/>
           <w:u w:val="none"/>
         </w:rPr>
-        <w:t>lexicon</w:t>
+        <w:t>Lexicon</w:t>
       </w:r>
       <w:r>
         <w:rPr>
@@ -2483,7 +2190,7 @@
           <w:i w:val="0"/>
           <w:u w:val="none"/>
         </w:rPr>
-        <w:t>) hace de compilador entre el lenguaje natural y el modelo, y qué hacer cuando el lenguaje se pone difícil — nominalizaciones, modales, idiomas.</w:t>
+        <w:t>) para que la base de datos entienda perfectamente el desordenado, hermoso y ambiguo lenguaje humano.</w:t>
       </w:r>
     </w:p>
     <w:sectPr>
